--- a/fuentes/621600_CF010_AD.docx
+++ b/fuentes/621600_CF010_AD.docx
@@ -1,6 +1,6 @@
 
 <file path=word/document.xml><?xml version="1.0" encoding="utf-8"?>
-<w:document xmlns:wpc="http://schemas.microsoft.com/office/word/2010/wordprocessingCanvas" xmlns:cx="http://schemas.microsoft.com/office/drawing/2014/chartex" xmlns:cx1="http://schemas.microsoft.com/office/drawing/2015/9/8/chartex" xmlns:cx2="http://schemas.microsoft.com/office/drawing/2015/10/21/chartex" xmlns:cx3="http://schemas.microsoft.com/office/drawing/2016/5/9/chartex" xmlns:cx4="http://schemas.microsoft.com/office/drawing/2016/5/10/chartex" xmlns:cx5="http://schemas.microsoft.com/office/drawing/2016/5/11/chartex" xmlns:cx6="http://schemas.microsoft.com/office/drawing/2016/5/12/chartex" xmlns:cx7="http://schemas.microsoft.com/office/drawing/2016/5/13/chartex" xmlns:cx8="http://schemas.microsoft.com/office/drawing/2016/5/14/chartex" xmlns:mc="http://schemas.openxmlformats.org/markup-compatibility/2006" xmlns:aink="http://schemas.microsoft.com/office/drawing/2016/ink" xmlns:am3d="http://schemas.microsoft.com/office/drawing/2017/model3d" xmlns:o="urn:schemas-microsoft-com:office:office" xmlns:oel="http://schemas.microsoft.com/office/2019/extlst" xmlns:r="http://schemas.openxmlformats.org/officeDocument/2006/relationships" xmlns:m="http://schemas.openxmlformats.org/officeDocument/2006/math" xmlns:v="urn:schemas-microsoft-com:vml" xmlns:wp14="http://schemas.microsoft.com/office/word/2010/wordprocessingDrawing" xmlns:wp="http://schemas.openxmlformats.org/drawingml/2006/wordprocessingDrawing" xmlns:w10="urn:schemas-microsoft-com:office:word" xmlns:w="http://schemas.openxmlformats.org/wordprocessingml/2006/main" xmlns:w14="http://schemas.microsoft.com/office/word/2010/wordml" xmlns:w15="http://schemas.microsoft.com/office/word/2012/wordml" xmlns:w16cex="http://schemas.microsoft.com/office/word/2018/wordml/cex" xmlns:w16cid="http://schemas.microsoft.com/office/word/2016/wordml/cid" xmlns:w16="http://schemas.microsoft.com/office/word/2018/wordml" xmlns:w16du="http://schemas.microsoft.com/office/word/2023/wordml/word16du" xmlns:w16sdtdh="http://schemas.microsoft.com/office/word/2020/wordml/sdtdatahash" xmlns:w16sdtfl="http://schemas.microsoft.com/office/word/2024/wordml/sdtformatlock" xmlns:w16se="http://schemas.microsoft.com/office/word/2015/wordml/symex" xmlns:wpg="http://schemas.microsoft.com/office/word/2010/wordprocessingGroup" xmlns:wpi="http://schemas.microsoft.com/office/word/2010/wordprocessingInk" xmlns:wne="http://schemas.microsoft.com/office/word/2006/wordml" xmlns:wps="http://schemas.microsoft.com/office/word/2010/wordprocessingShape" mc:Ignorable="w14 w15 w16se w16cid w16 w16cex w16sdtdh w16sdtfl w16du wp14">
+<w:document xmlns:wpc="http://schemas.microsoft.com/office/word/2010/wordprocessingCanvas" xmlns:cx="http://schemas.microsoft.com/office/drawing/2014/chartex" xmlns:cx1="http://schemas.microsoft.com/office/drawing/2015/9/8/chartex" xmlns:cx2="http://schemas.microsoft.com/office/drawing/2015/10/21/chartex" xmlns:cx3="http://schemas.microsoft.com/office/drawing/2016/5/9/chartex" xmlns:cx4="http://schemas.microsoft.com/office/drawing/2016/5/10/chartex" xmlns:cx5="http://schemas.microsoft.com/office/drawing/2016/5/11/chartex" xmlns:cx6="http://schemas.microsoft.com/office/drawing/2016/5/12/chartex" xmlns:cx7="http://schemas.microsoft.com/office/drawing/2016/5/13/chartex" xmlns:cx8="http://schemas.microsoft.com/office/drawing/2016/5/14/chartex" xmlns:mc="http://schemas.openxmlformats.org/markup-compatibility/2006" xmlns:m="http://schemas.openxmlformats.org/officeDocument/2006/math" xmlns:aink="http://schemas.microsoft.com/office/drawing/2016/ink" xmlns:am3d="http://schemas.microsoft.com/office/drawing/2017/model3d" xmlns:oel="http://schemas.microsoft.com/office/2019/extlst" xmlns:r="http://schemas.openxmlformats.org/officeDocument/2006/relationships" xmlns:wp14="http://schemas.microsoft.com/office/word/2010/wordprocessingDrawing" xmlns:wp="http://schemas.openxmlformats.org/drawingml/2006/wordprocessingDrawing" xmlns:wpg="http://schemas.microsoft.com/office/word/2010/wordprocessingGroup" xmlns:wpi="http://schemas.microsoft.com/office/word/2010/wordprocessingInk" xmlns:wps="http://schemas.microsoft.com/office/word/2010/wordprocessingShape" xmlns:o="urn:schemas-microsoft-com:office:office" xmlns:v="urn:schemas-microsoft-com:vml" xmlns:w10="urn:schemas-microsoft-com:office:word" xmlns:w="http://schemas.openxmlformats.org/wordprocessingml/2006/main" xmlns:w14="http://schemas.microsoft.com/office/word/2010/wordml" xmlns:w15="http://schemas.microsoft.com/office/word/2012/wordml" xmlns:w16cex="http://schemas.microsoft.com/office/word/2018/wordml/cex" xmlns:w16cid="http://schemas.microsoft.com/office/word/2016/wordml/cid" xmlns:w16="http://schemas.microsoft.com/office/word/2018/wordml" xmlns:w16sdtdh="http://schemas.microsoft.com/office/word/2020/wordml/sdtdatahash" xmlns:w16sdtfl="http://schemas.microsoft.com/office/word/2024/wordml/sdtformatlock" xmlns:w16se="http://schemas.microsoft.com/office/word/2015/wordml/symex" xmlns:w16du="http://schemas.microsoft.com/office/word/2023/wordml/word16du" xmlns:wne="http://schemas.microsoft.com/office/word/2006/wordml" mc:Ignorable="w14 w15 w16se w16cid w16 w16cex w16sdtdh w16sdtfl w16du wp14">
   <w:body>
     <w:p>
       <w:pPr>
@@ -311,29 +311,7 @@
                 <w:sz w:val="20"/>
                 <w:szCs w:val="20"/>
               </w:rPr>
-              <w:t xml:space="preserve">Señale en la columna </w:t>
-            </w:r>
-            <w:proofErr w:type="spellStart"/>
-            <w:r>
-              <w:rPr>
-                <w:rFonts w:eastAsia="Calibri"/>
-                <w:b w:val="0"/>
-                <w:color w:val="auto"/>
-                <w:sz w:val="20"/>
-                <w:szCs w:val="20"/>
-              </w:rPr>
-              <w:t>Rta</w:t>
-            </w:r>
-            <w:proofErr w:type="spellEnd"/>
-            <w:r>
-              <w:rPr>
-                <w:rFonts w:eastAsia="Calibri"/>
-                <w:b w:val="0"/>
-                <w:color w:val="auto"/>
-                <w:sz w:val="20"/>
-                <w:szCs w:val="20"/>
-              </w:rPr>
-              <w:t>. Correcta con una (x) de acuerdo con las opciones presentadas.</w:t>
+              <w:t>Señale en la columna Rta. Correcta con una (x) de acuerdo con las opciones presentadas.</w:t>
             </w:r>
           </w:p>
           <w:p>
@@ -506,300 +484,139 @@
                 <w:sz w:val="20"/>
                 <w:szCs w:val="20"/>
               </w:rPr>
-              <w:t xml:space="preserve">English </w:t>
-            </w:r>
-            <w:proofErr w:type="spellStart"/>
-            <w:r>
-              <w:rPr>
-                <w:rFonts w:eastAsia="Calibri"/>
+              <w:t>English for Hospitality Services</w:t>
+            </w:r>
+            <w:r>
+              <w:rPr>
+                <w:rFonts w:eastAsia="Calibri"/>
+                <w:color w:val="auto"/>
+                <w:sz w:val="20"/>
+                <w:szCs w:val="20"/>
+              </w:rPr>
+              <w:t xml:space="preserve">. </w:t>
+            </w:r>
+          </w:p>
+          <w:p>
+            <w:pPr>
+              <w:cnfStyle w:val="000000000000" w:firstRow="0" w:lastRow="0" w:firstColumn="0" w:lastColumn="0" w:oddVBand="0" w:evenVBand="0" w:oddHBand="0" w:evenHBand="0" w:firstRowFirstColumn="0" w:firstRowLastColumn="0" w:lastRowFirstColumn="0" w:lastRowLastColumn="0"/>
+              <w:rPr>
+                <w:rFonts w:eastAsia="Calibri"/>
+                <w:color w:val="auto"/>
+                <w:sz w:val="20"/>
+                <w:szCs w:val="20"/>
+              </w:rPr>
+            </w:pPr>
+          </w:p>
+          <w:p>
+            <w:pPr>
+              <w:cnfStyle w:val="000000000000" w:firstRow="0" w:lastRow="0" w:firstColumn="0" w:lastColumn="0" w:oddVBand="0" w:evenVBand="0" w:oddHBand="0" w:evenHBand="0" w:firstRowFirstColumn="0" w:firstRowLastColumn="0" w:lastRowFirstColumn="0" w:lastRowLastColumn="0"/>
+              <w:rPr>
+                <w:rFonts w:eastAsia="Calibri"/>
+                <w:color w:val="auto"/>
+                <w:sz w:val="20"/>
+                <w:szCs w:val="20"/>
+              </w:rPr>
+            </w:pPr>
+            <w:r>
+              <w:rPr>
+                <w:rFonts w:eastAsia="Calibri"/>
+                <w:color w:val="auto"/>
+                <w:sz w:val="20"/>
+                <w:szCs w:val="20"/>
+              </w:rPr>
+              <w:t>Antes de su realización, se recomienda la lectura del componente formativo mencionado. Es opcional (no es calificable), y puede realizarse todas las veces que se desee.</w:t>
+            </w:r>
+          </w:p>
+          <w:p>
+            <w:pPr>
+              <w:cnfStyle w:val="000000000000" w:firstRow="0" w:lastRow="0" w:firstColumn="0" w:lastColumn="0" w:oddVBand="0" w:evenVBand="0" w:oddHBand="0" w:evenHBand="0" w:firstRowFirstColumn="0" w:firstRowLastColumn="0" w:lastRowFirstColumn="0" w:lastRowLastColumn="0"/>
+              <w:rPr>
+                <w:rFonts w:eastAsia="Calibri"/>
+                <w:color w:val="auto"/>
+                <w:sz w:val="20"/>
+                <w:szCs w:val="20"/>
+              </w:rPr>
+            </w:pPr>
+          </w:p>
+          <w:p>
+            <w:pPr>
+              <w:cnfStyle w:val="000000000000" w:firstRow="0" w:lastRow="0" w:firstColumn="0" w:lastColumn="0" w:oddVBand="0" w:evenVBand="0" w:oddHBand="0" w:evenHBand="0" w:firstRowFirstColumn="0" w:firstRowLastColumn="0" w:lastRowFirstColumn="0" w:lastRowLastColumn="0"/>
+              <w:rPr>
+                <w:rFonts w:eastAsia="Calibri"/>
+                <w:color w:val="auto"/>
+                <w:sz w:val="20"/>
+                <w:szCs w:val="20"/>
+              </w:rPr>
+            </w:pPr>
+            <w:r>
+              <w:rPr>
+                <w:rFonts w:eastAsia="Calibri"/>
+                <w:color w:val="auto"/>
+                <w:sz w:val="20"/>
+                <w:szCs w:val="20"/>
+              </w:rPr>
+              <w:t>Lea la pregunta de cada ítem y seleccione la respuesta correcta.</w:t>
+            </w:r>
+          </w:p>
+        </w:tc>
+      </w:tr>
+      <w:tr>
+        <w:trPr>
+          <w:cnfStyle w:val="000000100000" w:firstRow="0" w:lastRow="0" w:firstColumn="0" w:lastColumn="0" w:oddVBand="0" w:evenVBand="0" w:oddHBand="1" w:evenHBand="0" w:firstRowFirstColumn="0" w:firstRowLastColumn="0" w:lastRowFirstColumn="0" w:lastRowLastColumn="0"/>
+        </w:trPr>
+        <w:tc>
+          <w:tcPr>
+            <w:cnfStyle w:val="001000000000" w:firstRow="0" w:lastRow="0" w:firstColumn="1" w:lastColumn="0" w:oddVBand="0" w:evenVBand="0" w:oddHBand="0" w:evenHBand="0" w:firstRowFirstColumn="0" w:firstRowLastColumn="0" w:lastRowFirstColumn="0" w:lastRowLastColumn="0"/>
+            <w:tcW w:w="2534" w:type="dxa"/>
+            <w:gridSpan w:val="2"/>
+          </w:tcPr>
+          <w:p>
+            <w:pPr>
+              <w:rPr>
+                <w:rFonts w:eastAsia="Calibri"/>
+                <w:color w:val="auto"/>
+                <w:sz w:val="20"/>
+                <w:szCs w:val="20"/>
+              </w:rPr>
+            </w:pPr>
+            <w:r>
+              <w:rPr>
+                <w:rFonts w:eastAsia="Calibri"/>
+                <w:color w:val="auto"/>
+                <w:sz w:val="20"/>
+                <w:szCs w:val="20"/>
+              </w:rPr>
+              <w:t>Nombre de la Actividad</w:t>
+            </w:r>
+          </w:p>
+        </w:tc>
+        <w:tc>
+          <w:tcPr>
+            <w:tcW w:w="7620" w:type="dxa"/>
+            <w:gridSpan w:val="2"/>
+            <w:shd w:val="clear" w:color="auto" w:fill="auto"/>
+          </w:tcPr>
+          <w:p>
+            <w:pPr>
+              <w:cnfStyle w:val="000000100000" w:firstRow="0" w:lastRow="0" w:firstColumn="0" w:lastColumn="0" w:oddVBand="0" w:evenVBand="0" w:oddHBand="1" w:evenHBand="0" w:firstRowFirstColumn="0" w:firstRowLastColumn="0" w:lastRowFirstColumn="0" w:lastRowLastColumn="0"/>
+              <w:rPr>
                 <w:i/>
                 <w:iCs/>
                 <w:color w:val="auto"/>
                 <w:sz w:val="20"/>
                 <w:szCs w:val="20"/>
               </w:rPr>
-              <w:t>for</w:t>
-            </w:r>
-            <w:proofErr w:type="spellEnd"/>
-            <w:r>
-              <w:rPr>
-                <w:rFonts w:eastAsia="Calibri"/>
+            </w:pPr>
+            <w:r>
+              <w:rPr>
                 <w:i/>
                 <w:iCs/>
                 <w:color w:val="auto"/>
                 <w:sz w:val="20"/>
                 <w:szCs w:val="20"/>
               </w:rPr>
-              <w:t xml:space="preserve"> </w:t>
-            </w:r>
-            <w:proofErr w:type="spellStart"/>
-            <w:r>
-              <w:rPr>
-                <w:rFonts w:eastAsia="Calibri"/>
-                <w:i/>
-                <w:iCs/>
-                <w:color w:val="auto"/>
-                <w:sz w:val="20"/>
-                <w:szCs w:val="20"/>
-              </w:rPr>
-              <w:t>Hospitality</w:t>
-            </w:r>
-            <w:proofErr w:type="spellEnd"/>
-            <w:r>
-              <w:rPr>
-                <w:rFonts w:eastAsia="Calibri"/>
-                <w:i/>
-                <w:iCs/>
-                <w:color w:val="auto"/>
-                <w:sz w:val="20"/>
-                <w:szCs w:val="20"/>
-              </w:rPr>
-              <w:t xml:space="preserve"> </w:t>
-            </w:r>
-            <w:proofErr w:type="spellStart"/>
-            <w:r>
-              <w:rPr>
-                <w:rFonts w:eastAsia="Calibri"/>
-                <w:i/>
-                <w:iCs/>
-                <w:color w:val="auto"/>
-                <w:sz w:val="20"/>
-                <w:szCs w:val="20"/>
-              </w:rPr>
-              <w:t>Services</w:t>
-            </w:r>
-            <w:proofErr w:type="spellEnd"/>
-            <w:r>
-              <w:rPr>
-                <w:rFonts w:eastAsia="Calibri"/>
-                <w:color w:val="auto"/>
-                <w:sz w:val="20"/>
-                <w:szCs w:val="20"/>
-              </w:rPr>
-              <w:t xml:space="preserve">. </w:t>
-            </w:r>
-          </w:p>
-          <w:p>
-            <w:pPr>
-              <w:cnfStyle w:val="000000000000" w:firstRow="0" w:lastRow="0" w:firstColumn="0" w:lastColumn="0" w:oddVBand="0" w:evenVBand="0" w:oddHBand="0" w:evenHBand="0" w:firstRowFirstColumn="0" w:firstRowLastColumn="0" w:lastRowFirstColumn="0" w:lastRowLastColumn="0"/>
-              <w:rPr>
-                <w:rFonts w:eastAsia="Calibri"/>
-                <w:color w:val="auto"/>
-                <w:sz w:val="20"/>
-                <w:szCs w:val="20"/>
-              </w:rPr>
-            </w:pPr>
-          </w:p>
-          <w:p>
-            <w:pPr>
-              <w:cnfStyle w:val="000000000000" w:firstRow="0" w:lastRow="0" w:firstColumn="0" w:lastColumn="0" w:oddVBand="0" w:evenVBand="0" w:oddHBand="0" w:evenHBand="0" w:firstRowFirstColumn="0" w:firstRowLastColumn="0" w:lastRowFirstColumn="0" w:lastRowLastColumn="0"/>
-              <w:rPr>
-                <w:rFonts w:eastAsia="Calibri"/>
-                <w:color w:val="auto"/>
-                <w:sz w:val="20"/>
-                <w:szCs w:val="20"/>
-              </w:rPr>
-            </w:pPr>
-            <w:r>
-              <w:rPr>
-                <w:rFonts w:eastAsia="Calibri"/>
-                <w:color w:val="auto"/>
-                <w:sz w:val="20"/>
-                <w:szCs w:val="20"/>
-              </w:rPr>
-              <w:t>Antes de su realización, se recomienda la lectura del componente formativo mencionado. Es opcional (no es calificable), y puede realizarse todas las veces que se desee.</w:t>
-            </w:r>
-          </w:p>
-          <w:p>
-            <w:pPr>
-              <w:cnfStyle w:val="000000000000" w:firstRow="0" w:lastRow="0" w:firstColumn="0" w:lastColumn="0" w:oddVBand="0" w:evenVBand="0" w:oddHBand="0" w:evenHBand="0" w:firstRowFirstColumn="0" w:firstRowLastColumn="0" w:lastRowFirstColumn="0" w:lastRowLastColumn="0"/>
-              <w:rPr>
-                <w:rFonts w:eastAsia="Calibri"/>
-                <w:color w:val="auto"/>
-                <w:sz w:val="20"/>
-                <w:szCs w:val="20"/>
-              </w:rPr>
-            </w:pPr>
-          </w:p>
-          <w:p>
-            <w:pPr>
-              <w:cnfStyle w:val="000000000000" w:firstRow="0" w:lastRow="0" w:firstColumn="0" w:lastColumn="0" w:oddVBand="0" w:evenVBand="0" w:oddHBand="0" w:evenHBand="0" w:firstRowFirstColumn="0" w:firstRowLastColumn="0" w:lastRowFirstColumn="0" w:lastRowLastColumn="0"/>
-              <w:rPr>
-                <w:rFonts w:eastAsia="Calibri"/>
-                <w:color w:val="auto"/>
-                <w:sz w:val="20"/>
-                <w:szCs w:val="20"/>
-              </w:rPr>
-            </w:pPr>
-            <w:r>
-              <w:rPr>
-                <w:rFonts w:eastAsia="Calibri"/>
-                <w:color w:val="auto"/>
-                <w:sz w:val="20"/>
-                <w:szCs w:val="20"/>
-              </w:rPr>
-              <w:t>Lea la pregunta de cada ítem y seleccione la respuesta correcta.</w:t>
-            </w:r>
-          </w:p>
-        </w:tc>
-      </w:tr>
-      <w:tr>
-        <w:trPr>
-          <w:cnfStyle w:val="000000100000" w:firstRow="0" w:lastRow="0" w:firstColumn="0" w:lastColumn="0" w:oddVBand="0" w:evenVBand="0" w:oddHBand="1" w:evenHBand="0" w:firstRowFirstColumn="0" w:firstRowLastColumn="0" w:lastRowFirstColumn="0" w:lastRowLastColumn="0"/>
-        </w:trPr>
-        <w:tc>
-          <w:tcPr>
-            <w:cnfStyle w:val="001000000000" w:firstRow="0" w:lastRow="0" w:firstColumn="1" w:lastColumn="0" w:oddVBand="0" w:evenVBand="0" w:oddHBand="0" w:evenHBand="0" w:firstRowFirstColumn="0" w:firstRowLastColumn="0" w:lastRowFirstColumn="0" w:lastRowLastColumn="0"/>
-            <w:tcW w:w="2534" w:type="dxa"/>
-            <w:gridSpan w:val="2"/>
-          </w:tcPr>
-          <w:p>
-            <w:pPr>
-              <w:rPr>
-                <w:rFonts w:eastAsia="Calibri"/>
-                <w:color w:val="auto"/>
-                <w:sz w:val="20"/>
-                <w:szCs w:val="20"/>
-              </w:rPr>
-            </w:pPr>
-            <w:r>
-              <w:rPr>
-                <w:rFonts w:eastAsia="Calibri"/>
-                <w:color w:val="auto"/>
-                <w:sz w:val="20"/>
-                <w:szCs w:val="20"/>
-              </w:rPr>
-              <w:t>Nombre de la Actividad</w:t>
-            </w:r>
-          </w:p>
-        </w:tc>
-        <w:tc>
-          <w:tcPr>
-            <w:tcW w:w="7620" w:type="dxa"/>
-            <w:gridSpan w:val="2"/>
-            <w:shd w:val="clear" w:color="auto" w:fill="auto"/>
-          </w:tcPr>
-          <w:p>
-            <w:pPr>
-              <w:cnfStyle w:val="000000100000" w:firstRow="0" w:lastRow="0" w:firstColumn="0" w:lastColumn="0" w:oddVBand="0" w:evenVBand="0" w:oddHBand="1" w:evenHBand="0" w:firstRowFirstColumn="0" w:firstRowLastColumn="0" w:lastRowFirstColumn="0" w:lastRowLastColumn="0"/>
-              <w:rPr>
-                <w:i/>
-                <w:iCs/>
-                <w:color w:val="auto"/>
-                <w:sz w:val="20"/>
-                <w:szCs w:val="20"/>
-              </w:rPr>
-            </w:pPr>
-            <w:r>
-              <w:rPr>
-                <w:i/>
-                <w:iCs/>
-                <w:color w:val="auto"/>
-                <w:sz w:val="20"/>
-                <w:szCs w:val="20"/>
-              </w:rPr>
-              <w:t xml:space="preserve">English </w:t>
-            </w:r>
-            <w:proofErr w:type="spellStart"/>
-            <w:r>
-              <w:rPr>
-                <w:i/>
-                <w:iCs/>
-                <w:color w:val="auto"/>
-                <w:sz w:val="20"/>
-                <w:szCs w:val="20"/>
-              </w:rPr>
-              <w:t>for</w:t>
-            </w:r>
-            <w:proofErr w:type="spellEnd"/>
-            <w:r>
-              <w:rPr>
-                <w:i/>
-                <w:iCs/>
-                <w:color w:val="auto"/>
-                <w:sz w:val="20"/>
-                <w:szCs w:val="20"/>
-              </w:rPr>
-              <w:t xml:space="preserve"> </w:t>
-            </w:r>
-            <w:proofErr w:type="spellStart"/>
-            <w:r>
-              <w:rPr>
-                <w:i/>
-                <w:iCs/>
-                <w:color w:val="auto"/>
-                <w:sz w:val="20"/>
-                <w:szCs w:val="20"/>
-              </w:rPr>
-              <w:t>hospitality</w:t>
-            </w:r>
-            <w:proofErr w:type="spellEnd"/>
-            <w:r>
-              <w:rPr>
-                <w:i/>
-                <w:iCs/>
-                <w:color w:val="auto"/>
-                <w:sz w:val="20"/>
-                <w:szCs w:val="20"/>
-              </w:rPr>
-              <w:t xml:space="preserve"> </w:t>
-            </w:r>
-            <w:proofErr w:type="spellStart"/>
-            <w:r>
-              <w:rPr>
-                <w:i/>
-                <w:iCs/>
-                <w:color w:val="auto"/>
-                <w:sz w:val="20"/>
-                <w:szCs w:val="20"/>
-              </w:rPr>
-              <w:t>services</w:t>
-            </w:r>
-            <w:proofErr w:type="spellEnd"/>
-            <w:r>
-              <w:rPr>
-                <w:i/>
-                <w:iCs/>
-                <w:color w:val="auto"/>
-                <w:sz w:val="20"/>
-                <w:szCs w:val="20"/>
-              </w:rPr>
-              <w:t xml:space="preserve">: Guest </w:t>
-            </w:r>
-            <w:proofErr w:type="spellStart"/>
-            <w:r>
-              <w:rPr>
-                <w:i/>
-                <w:iCs/>
-                <w:color w:val="auto"/>
-                <w:sz w:val="20"/>
-                <w:szCs w:val="20"/>
-              </w:rPr>
-              <w:t>service</w:t>
-            </w:r>
-            <w:proofErr w:type="spellEnd"/>
-            <w:r>
-              <w:rPr>
-                <w:i/>
-                <w:iCs/>
-                <w:color w:val="auto"/>
-                <w:sz w:val="20"/>
-                <w:szCs w:val="20"/>
-              </w:rPr>
-              <w:t xml:space="preserve"> </w:t>
-            </w:r>
-            <w:proofErr w:type="spellStart"/>
-            <w:r>
-              <w:rPr>
-                <w:i/>
-                <w:iCs/>
-                <w:color w:val="auto"/>
-                <w:sz w:val="20"/>
-                <w:szCs w:val="20"/>
-              </w:rPr>
-              <w:t>challenge</w:t>
-            </w:r>
-            <w:proofErr w:type="spellEnd"/>
+              <w:t>English for hospitality services: Guest service challenge</w:t>
+            </w:r>
           </w:p>
         </w:tc>
       </w:tr>
@@ -1082,7 +899,6 @@
                 <w:szCs w:val="20"/>
               </w:rPr>
             </w:pPr>
-            <w:proofErr w:type="spellStart"/>
             <w:r>
               <w:rPr>
                 <w:i/>
@@ -1091,18 +907,7 @@
                 <w:sz w:val="20"/>
                 <w:szCs w:val="20"/>
               </w:rPr>
-              <w:t>Promotional</w:t>
-            </w:r>
-            <w:proofErr w:type="spellEnd"/>
-            <w:r>
-              <w:rPr>
-                <w:i/>
-                <w:iCs/>
-                <w:color w:val="auto"/>
-                <w:sz w:val="20"/>
-                <w:szCs w:val="20"/>
-              </w:rPr>
-              <w:t xml:space="preserve"> Rate</w:t>
+              <w:t>Promotional Rate</w:t>
             </w:r>
           </w:p>
         </w:tc>
@@ -1180,7 +985,6 @@
                 <w:szCs w:val="20"/>
               </w:rPr>
             </w:pPr>
-            <w:proofErr w:type="spellStart"/>
             <w:r>
               <w:rPr>
                 <w:i/>
@@ -1189,18 +993,7 @@
                 <w:sz w:val="20"/>
                 <w:szCs w:val="20"/>
               </w:rPr>
-              <w:t>Negotiated</w:t>
-            </w:r>
-            <w:proofErr w:type="spellEnd"/>
-            <w:r>
-              <w:rPr>
-                <w:i/>
-                <w:iCs/>
-                <w:color w:val="auto"/>
-                <w:sz w:val="20"/>
-                <w:szCs w:val="20"/>
-              </w:rPr>
-              <w:t xml:space="preserve"> Rate</w:t>
+              <w:t>Negotiated Rate</w:t>
             </w:r>
           </w:p>
         </w:tc>
@@ -1651,29 +1444,7 @@
                 <w:sz w:val="20"/>
                 <w:szCs w:val="20"/>
               </w:rPr>
-              <w:t xml:space="preserve">Basic </w:t>
-            </w:r>
-            <w:proofErr w:type="spellStart"/>
-            <w:r>
-              <w:rPr>
-                <w:i/>
-                <w:iCs/>
-                <w:color w:val="auto"/>
-                <w:sz w:val="20"/>
-                <w:szCs w:val="20"/>
-              </w:rPr>
-              <w:t>Accommodation</w:t>
-            </w:r>
-            <w:proofErr w:type="spellEnd"/>
-            <w:r>
-              <w:rPr>
-                <w:i/>
-                <w:iCs/>
-                <w:color w:val="auto"/>
-                <w:sz w:val="20"/>
-                <w:szCs w:val="20"/>
-              </w:rPr>
-              <w:t xml:space="preserve"> Rate</w:t>
+              <w:t>Basic Accommodation Rate</w:t>
             </w:r>
           </w:p>
         </w:tc>
@@ -1758,29 +1529,7 @@
                 <w:sz w:val="20"/>
                 <w:szCs w:val="20"/>
               </w:rPr>
-              <w:t xml:space="preserve">Best </w:t>
-            </w:r>
-            <w:proofErr w:type="spellStart"/>
-            <w:r>
-              <w:rPr>
-                <w:i/>
-                <w:iCs/>
-                <w:color w:val="auto"/>
-                <w:sz w:val="20"/>
-                <w:szCs w:val="20"/>
-              </w:rPr>
-              <w:t>Available</w:t>
-            </w:r>
-            <w:proofErr w:type="spellEnd"/>
-            <w:r>
-              <w:rPr>
-                <w:i/>
-                <w:iCs/>
-                <w:color w:val="auto"/>
-                <w:sz w:val="20"/>
-                <w:szCs w:val="20"/>
-              </w:rPr>
-              <w:t xml:space="preserve"> Rate</w:t>
+              <w:t>Best Available Rate</w:t>
             </w:r>
           </w:p>
         </w:tc>
@@ -1866,7 +1615,6 @@
                 <w:szCs w:val="20"/>
               </w:rPr>
             </w:pPr>
-            <w:proofErr w:type="spellStart"/>
             <w:r>
               <w:rPr>
                 <w:i/>
@@ -1875,40 +1623,7 @@
                 <w:sz w:val="20"/>
                 <w:szCs w:val="20"/>
               </w:rPr>
-              <w:t>Booking</w:t>
-            </w:r>
-            <w:proofErr w:type="spellEnd"/>
-            <w:r>
-              <w:rPr>
-                <w:i/>
-                <w:iCs/>
-                <w:color w:val="auto"/>
-                <w:sz w:val="20"/>
-                <w:szCs w:val="20"/>
-              </w:rPr>
-              <w:t xml:space="preserve"> </w:t>
-            </w:r>
-            <w:proofErr w:type="spellStart"/>
-            <w:r>
-              <w:rPr>
-                <w:i/>
-                <w:iCs/>
-                <w:color w:val="auto"/>
-                <w:sz w:val="20"/>
-                <w:szCs w:val="20"/>
-              </w:rPr>
-              <w:t>Administration</w:t>
-            </w:r>
-            <w:proofErr w:type="spellEnd"/>
-            <w:r>
-              <w:rPr>
-                <w:i/>
-                <w:iCs/>
-                <w:color w:val="auto"/>
-                <w:sz w:val="20"/>
-                <w:szCs w:val="20"/>
-              </w:rPr>
-              <w:t xml:space="preserve"> Rate</w:t>
+              <w:t>Booking Administration Rate</w:t>
             </w:r>
           </w:p>
         </w:tc>
@@ -1992,29 +1707,7 @@
                 <w:sz w:val="20"/>
                 <w:szCs w:val="20"/>
               </w:rPr>
-              <w:t xml:space="preserve">Business </w:t>
-            </w:r>
-            <w:proofErr w:type="spellStart"/>
-            <w:r>
-              <w:rPr>
-                <w:i/>
-                <w:iCs/>
-                <w:color w:val="auto"/>
-                <w:sz w:val="20"/>
-                <w:szCs w:val="20"/>
-              </w:rPr>
-              <w:t>Account</w:t>
-            </w:r>
-            <w:proofErr w:type="spellEnd"/>
-            <w:r>
-              <w:rPr>
-                <w:i/>
-                <w:iCs/>
-                <w:color w:val="auto"/>
-                <w:sz w:val="20"/>
-                <w:szCs w:val="20"/>
-              </w:rPr>
-              <w:t xml:space="preserve"> Rate</w:t>
+              <w:t>Business Account Rate</w:t>
             </w:r>
           </w:p>
         </w:tc>
@@ -2084,7 +1777,6 @@
                 <w:szCs w:val="20"/>
               </w:rPr>
             </w:pPr>
-            <w:proofErr w:type="gramStart"/>
             <w:r>
               <w:rPr>
                 <w:rFonts w:eastAsia="Calibri"/>
@@ -2094,19 +1786,7 @@
                 <w:szCs w:val="20"/>
                 <w:lang w:val="es-CO"/>
               </w:rPr>
-              <w:t>Correcto!</w:t>
-            </w:r>
-            <w:proofErr w:type="gramEnd"/>
-            <w:r>
-              <w:rPr>
-                <w:rFonts w:eastAsia="Calibri"/>
-                <w:bCs/>
-                <w:color w:val="auto"/>
-                <w:sz w:val="20"/>
-                <w:szCs w:val="20"/>
-                <w:lang w:val="es-CO"/>
-              </w:rPr>
-              <w:t xml:space="preserve"> BAR Rate corresponde a la mejor tarifa disponible para una fecha determinada.</w:t>
+              <w:t>Correcto! BAR Rate corresponde a la mejor tarifa disponible para una fecha determinada.</w:t>
             </w:r>
           </w:p>
         </w:tc>
@@ -3151,43 +2831,7 @@
                 <w:sz w:val="20"/>
                 <w:szCs w:val="20"/>
               </w:rPr>
-              <w:t xml:space="preserve">Repase la importancia de la información del huésped durante </w:t>
-            </w:r>
-            <w:proofErr w:type="gramStart"/>
-            <w:r>
-              <w:rPr>
-                <w:color w:val="auto"/>
-                <w:sz w:val="20"/>
-                <w:szCs w:val="20"/>
-              </w:rPr>
-              <w:t xml:space="preserve">el </w:t>
-            </w:r>
-            <w:proofErr w:type="spellStart"/>
-            <w:r>
-              <w:rPr>
-                <w:color w:val="auto"/>
-                <w:sz w:val="20"/>
-                <w:szCs w:val="20"/>
-              </w:rPr>
-              <w:t>check</w:t>
-            </w:r>
-            <w:proofErr w:type="spellEnd"/>
-            <w:r>
-              <w:rPr>
-                <w:color w:val="auto"/>
-                <w:sz w:val="20"/>
-                <w:szCs w:val="20"/>
-              </w:rPr>
-              <w:t>-in</w:t>
-            </w:r>
-            <w:proofErr w:type="gramEnd"/>
-            <w:r>
-              <w:rPr>
-                <w:color w:val="auto"/>
-                <w:sz w:val="20"/>
-                <w:szCs w:val="20"/>
-              </w:rPr>
-              <w:t xml:space="preserve"> y las reservas.</w:t>
+              <w:t>Repase la importancia de la información del huésped durante el check-in y las reservas.</w:t>
             </w:r>
           </w:p>
         </w:tc>
@@ -4517,7 +4161,6 @@
                 <w:szCs w:val="20"/>
               </w:rPr>
             </w:pPr>
-            <w:proofErr w:type="gramStart"/>
             <w:r>
               <w:rPr>
                 <w:i/>
@@ -4526,18 +4169,7 @@
                 <w:sz w:val="20"/>
                 <w:szCs w:val="20"/>
               </w:rPr>
-              <w:t>Single</w:t>
-            </w:r>
-            <w:proofErr w:type="gramEnd"/>
-            <w:r>
-              <w:rPr>
-                <w:i/>
-                <w:iCs/>
-                <w:color w:val="auto"/>
-                <w:sz w:val="20"/>
-                <w:szCs w:val="20"/>
-              </w:rPr>
-              <w:t xml:space="preserve"> Room</w:t>
+              <w:t>Single Room</w:t>
             </w:r>
           </w:p>
         </w:tc>
@@ -4624,7 +4256,6 @@
                 <w:szCs w:val="20"/>
               </w:rPr>
             </w:pPr>
-            <w:proofErr w:type="spellStart"/>
             <w:r>
               <w:rPr>
                 <w:i/>
@@ -4635,7 +4266,6 @@
               </w:rPr>
               <w:t>Family</w:t>
             </w:r>
-            <w:proofErr w:type="spellEnd"/>
           </w:p>
         </w:tc>
         <w:tc>
@@ -4712,7 +4342,6 @@
               </w:rPr>
               <w:t xml:space="preserve">¡Correcto! La </w:t>
             </w:r>
-            <w:proofErr w:type="gramStart"/>
             <w:r>
               <w:rPr>
                 <w:i/>
@@ -4721,18 +4350,7 @@
                 <w:sz w:val="20"/>
                 <w:szCs w:val="20"/>
               </w:rPr>
-              <w:t>Single</w:t>
-            </w:r>
-            <w:proofErr w:type="gramEnd"/>
-            <w:r>
-              <w:rPr>
-                <w:i/>
-                <w:iCs/>
-                <w:color w:val="auto"/>
-                <w:sz w:val="20"/>
-                <w:szCs w:val="20"/>
-              </w:rPr>
-              <w:t xml:space="preserve"> Room</w:t>
+              <w:t>Single Room</w:t>
             </w:r>
             <w:r>
               <w:rPr>
@@ -5414,14 +5032,12 @@
                 <w:lang w:val="es-CO"/>
               </w:rPr>
             </w:pPr>
-            <w:proofErr w:type="spellStart"/>
             <w:r>
               <w:rPr>
                 <w:color w:val="auto"/>
               </w:rPr>
               <w:t>Nequi</w:t>
             </w:r>
-            <w:proofErr w:type="spellEnd"/>
           </w:p>
         </w:tc>
         <w:tc>
@@ -5576,14 +5192,12 @@
                 <w:szCs w:val="20"/>
               </w:rPr>
             </w:pPr>
-            <w:proofErr w:type="spellStart"/>
             <w:r>
               <w:rPr>
                 <w:color w:val="auto"/>
               </w:rPr>
               <w:t>Mastercard</w:t>
             </w:r>
-            <w:proofErr w:type="spellEnd"/>
           </w:p>
         </w:tc>
         <w:tc>
@@ -5733,21 +5347,7 @@
               <w:rPr>
                 <w:color w:val="auto"/>
               </w:rPr>
-              <w:t xml:space="preserve">¡Correcto! </w:t>
-            </w:r>
-            <w:proofErr w:type="spellStart"/>
-            <w:r>
-              <w:rPr>
-                <w:color w:val="auto"/>
-              </w:rPr>
-              <w:t>Nequi</w:t>
-            </w:r>
-            <w:proofErr w:type="spellEnd"/>
-            <w:r>
-              <w:rPr>
-                <w:color w:val="auto"/>
-              </w:rPr>
-              <w:t xml:space="preserve"> es una de las billeteras digitales más utilizadas en Colombia.</w:t>
+              <w:t>¡Correcto! Nequi es una de las billeteras digitales más utilizadas en Colombia.</w:t>
             </w:r>
           </w:p>
         </w:tc>
@@ -6447,21 +6047,12 @@
                 <w:szCs w:val="20"/>
               </w:rPr>
             </w:pPr>
-            <w:proofErr w:type="spellStart"/>
             <w:r>
               <w:rPr>
                 <w:i/>
                 <w:iCs/>
               </w:rPr>
-              <w:t>July</w:t>
-            </w:r>
-            <w:proofErr w:type="spellEnd"/>
-            <w:r>
-              <w:rPr>
-                <w:i/>
-                <w:iCs/>
-              </w:rPr>
-              <w:t xml:space="preserve"> 15th, 2026</w:t>
+              <w:t>July 15th, 2026</w:t>
             </w:r>
           </w:p>
         </w:tc>
@@ -6545,17 +6136,8 @@
                 <w:i/>
                 <w:iCs/>
               </w:rPr>
-              <w:t xml:space="preserve">15 </w:t>
-            </w:r>
-            <w:proofErr w:type="spellStart"/>
-            <w:r>
-              <w:rPr>
-                <w:i/>
-                <w:iCs/>
-              </w:rPr>
-              <w:t>Julys</w:t>
-            </w:r>
-            <w:proofErr w:type="spellEnd"/>
+              <w:t>15 Julys</w:t>
+            </w:r>
           </w:p>
         </w:tc>
         <w:tc>
@@ -6625,21 +6207,12 @@
                 <w:szCs w:val="20"/>
               </w:rPr>
             </w:pPr>
-            <w:proofErr w:type="spellStart"/>
             <w:r>
               <w:rPr>
                 <w:i/>
                 <w:iCs/>
               </w:rPr>
-              <w:t>Julys</w:t>
-            </w:r>
-            <w:proofErr w:type="spellEnd"/>
-            <w:r>
-              <w:rPr>
-                <w:i/>
-                <w:iCs/>
-              </w:rPr>
-              <w:t xml:space="preserve"> 15</w:t>
+              <w:t>Julys 15</w:t>
             </w:r>
           </w:p>
         </w:tc>
@@ -6716,17 +6289,8 @@
                 <w:i/>
                 <w:iCs/>
               </w:rPr>
-              <w:t xml:space="preserve">2026 </w:t>
-            </w:r>
-            <w:proofErr w:type="spellStart"/>
-            <w:r>
-              <w:rPr>
-                <w:i/>
-                <w:iCs/>
-              </w:rPr>
-              <w:t>July</w:t>
-            </w:r>
-            <w:proofErr w:type="spellEnd"/>
+              <w:t>2026 July</w:t>
+            </w:r>
           </w:p>
         </w:tc>
         <w:tc>
@@ -6955,7 +6519,6 @@
                 <w:szCs w:val="20"/>
               </w:rPr>
             </w:pPr>
-            <w:proofErr w:type="spellStart"/>
             <w:r>
               <w:rPr>
                 <w:i/>
@@ -6963,7 +6526,6 @@
               </w:rPr>
               <w:t>Reservation</w:t>
             </w:r>
-            <w:proofErr w:type="spellEnd"/>
           </w:p>
         </w:tc>
         <w:tc>
@@ -7515,49 +7077,8 @@
                 <w:i/>
                 <w:iCs/>
               </w:rPr>
-              <w:t xml:space="preserve">Two plus </w:t>
-            </w:r>
-            <w:proofErr w:type="spellStart"/>
-            <w:r>
-              <w:rPr>
-                <w:i/>
-                <w:iCs/>
-              </w:rPr>
-              <w:t>three</w:t>
-            </w:r>
-            <w:proofErr w:type="spellEnd"/>
-            <w:r>
-              <w:rPr>
-                <w:i/>
-                <w:iCs/>
-              </w:rPr>
-              <w:t xml:space="preserve"> </w:t>
-            </w:r>
-            <w:proofErr w:type="spellStart"/>
-            <w:r>
-              <w:rPr>
-                <w:i/>
-                <w:iCs/>
-              </w:rPr>
-              <w:t>equals</w:t>
-            </w:r>
-            <w:proofErr w:type="spellEnd"/>
-            <w:r>
-              <w:rPr>
-                <w:i/>
-                <w:iCs/>
-              </w:rPr>
-              <w:t xml:space="preserve"> </w:t>
-            </w:r>
-            <w:proofErr w:type="spellStart"/>
-            <w:r>
-              <w:rPr>
-                <w:i/>
-                <w:iCs/>
-              </w:rPr>
-              <w:t>five</w:t>
-            </w:r>
-            <w:proofErr w:type="spellEnd"/>
+              <w:t>Two plus three equals five</w:t>
+            </w:r>
           </w:p>
         </w:tc>
         <w:tc>
@@ -7640,17 +7161,8 @@
                 <w:i/>
                 <w:iCs/>
               </w:rPr>
-              <w:t xml:space="preserve">Double </w:t>
-            </w:r>
-            <w:proofErr w:type="spellStart"/>
-            <w:r>
-              <w:rPr>
-                <w:i/>
-                <w:iCs/>
-              </w:rPr>
-              <w:t>room</w:t>
-            </w:r>
-            <w:proofErr w:type="spellEnd"/>
+              <w:t>Double room</w:t>
+            </w:r>
           </w:p>
         </w:tc>
         <w:tc>
@@ -7725,227 +7237,190 @@
                 <w:i/>
                 <w:iCs/>
               </w:rPr>
-              <w:t xml:space="preserve">Credit </w:t>
-            </w:r>
-            <w:proofErr w:type="spellStart"/>
-            <w:r>
-              <w:rPr>
+              <w:t>Credit card</w:t>
+            </w:r>
+          </w:p>
+        </w:tc>
+        <w:tc>
+          <w:tcPr>
+            <w:tcW w:w="2160" w:type="dxa"/>
+            <w:shd w:val="clear" w:color="auto" w:fill="FFFFFF"/>
+          </w:tcPr>
+          <w:p>
+            <w:pPr>
+              <w:widowControl w:val="0"/>
+              <w:rPr>
+                <w:rFonts w:eastAsia="Calibri"/>
+                <w:sz w:val="20"/>
+                <w:szCs w:val="20"/>
+              </w:rPr>
+            </w:pPr>
+          </w:p>
+        </w:tc>
+      </w:tr>
+      <w:tr>
+        <w:trPr>
+          <w:trHeight w:val="220"/>
+        </w:trPr>
+        <w:tc>
+          <w:tcPr>
+            <w:tcW w:w="2534" w:type="dxa"/>
+            <w:gridSpan w:val="2"/>
+            <w:shd w:val="clear" w:color="auto" w:fill="FBE5D5"/>
+          </w:tcPr>
+          <w:p>
+            <w:pPr>
+              <w:rPr>
+                <w:rFonts w:eastAsia="Calibri"/>
+                <w:b/>
+                <w:sz w:val="20"/>
+                <w:szCs w:val="20"/>
+              </w:rPr>
+            </w:pPr>
+            <w:r>
+              <w:rPr>
+                <w:rFonts w:eastAsia="Calibri"/>
+                <w:b/>
+                <w:sz w:val="20"/>
+                <w:szCs w:val="20"/>
+              </w:rPr>
+              <w:t>Comentario respuesta correcta</w:t>
+            </w:r>
+          </w:p>
+        </w:tc>
+        <w:tc>
+          <w:tcPr>
+            <w:tcW w:w="7620" w:type="dxa"/>
+            <w:gridSpan w:val="2"/>
+            <w:shd w:val="clear" w:color="auto" w:fill="FFFFFF"/>
+          </w:tcPr>
+          <w:p>
+            <w:pPr>
+              <w:rPr>
+                <w:rFonts w:eastAsia="Calibri"/>
+                <w:bCs/>
+                <w:sz w:val="20"/>
+                <w:szCs w:val="20"/>
+              </w:rPr>
+            </w:pPr>
+            <w:r>
+              <w:t>¡Correcto! La expresión representa una operación matemática básica en inglés.</w:t>
+            </w:r>
+          </w:p>
+        </w:tc>
+      </w:tr>
+      <w:tr>
+        <w:trPr>
+          <w:trHeight w:val="220"/>
+        </w:trPr>
+        <w:tc>
+          <w:tcPr>
+            <w:tcW w:w="2534" w:type="dxa"/>
+            <w:gridSpan w:val="2"/>
+            <w:shd w:val="clear" w:color="auto" w:fill="FBE5D5"/>
+          </w:tcPr>
+          <w:p>
+            <w:pPr>
+              <w:rPr>
+                <w:rFonts w:eastAsia="Calibri"/>
+                <w:b/>
+                <w:sz w:val="20"/>
+                <w:szCs w:val="20"/>
+              </w:rPr>
+            </w:pPr>
+            <w:r>
+              <w:rPr>
+                <w:rFonts w:eastAsia="Calibri"/>
+                <w:b/>
+                <w:sz w:val="20"/>
+                <w:szCs w:val="20"/>
+              </w:rPr>
+              <w:t>Comentario respuesta incorrecta</w:t>
+            </w:r>
+          </w:p>
+        </w:tc>
+        <w:tc>
+          <w:tcPr>
+            <w:tcW w:w="7620" w:type="dxa"/>
+            <w:gridSpan w:val="2"/>
+            <w:shd w:val="clear" w:color="auto" w:fill="FFFFFF"/>
+          </w:tcPr>
+          <w:p>
+            <w:pPr>
+              <w:rPr>
+                <w:rFonts w:eastAsia="Calibri"/>
+                <w:bCs/>
+                <w:sz w:val="20"/>
+                <w:szCs w:val="20"/>
+              </w:rPr>
+            </w:pPr>
+            <w:r>
+              <w:t>Revise las expresiones numéricas y matemáticas estudiadas.</w:t>
+            </w:r>
+          </w:p>
+        </w:tc>
+      </w:tr>
+      <w:tr>
+        <w:trPr>
+          <w:trHeight w:val="220"/>
+        </w:trPr>
+        <w:tc>
+          <w:tcPr>
+            <w:tcW w:w="2534" w:type="dxa"/>
+            <w:gridSpan w:val="2"/>
+            <w:shd w:val="clear" w:color="auto" w:fill="FBE5D5"/>
+          </w:tcPr>
+          <w:p>
+            <w:pPr>
+              <w:rPr>
+                <w:rFonts w:eastAsia="Calibri"/>
+                <w:b/>
+                <w:sz w:val="20"/>
+                <w:szCs w:val="20"/>
+              </w:rPr>
+            </w:pPr>
+            <w:r>
+              <w:rPr>
+                <w:rFonts w:eastAsia="Calibri"/>
+                <w:b/>
+                <w:sz w:val="20"/>
+                <w:szCs w:val="20"/>
+              </w:rPr>
+              <w:lastRenderedPageBreak/>
+              <w:t>Pregunta 14</w:t>
+            </w:r>
+          </w:p>
+        </w:tc>
+        <w:tc>
+          <w:tcPr>
+            <w:tcW w:w="7620" w:type="dxa"/>
+            <w:gridSpan w:val="2"/>
+            <w:shd w:val="clear" w:color="auto" w:fill="FBE5D5"/>
+          </w:tcPr>
+          <w:p>
+            <w:pPr>
+              <w:rPr>
+                <w:rFonts w:eastAsia="Calibri"/>
+                <w:b/>
+                <w:sz w:val="20"/>
+                <w:szCs w:val="20"/>
+                <w:lang w:val="es-CO"/>
+              </w:rPr>
+            </w:pPr>
+            <w:r>
+              <w:rPr>
+                <w:b/>
+              </w:rPr>
+              <w:t xml:space="preserve">¿Qué significa </w:t>
+            </w:r>
+            <w:r>
+              <w:rPr>
+                <w:b/>
                 <w:i/>
                 <w:iCs/>
               </w:rPr>
-              <w:t>card</w:t>
-            </w:r>
-            <w:proofErr w:type="spellEnd"/>
-          </w:p>
-        </w:tc>
-        <w:tc>
-          <w:tcPr>
-            <w:tcW w:w="2160" w:type="dxa"/>
-            <w:shd w:val="clear" w:color="auto" w:fill="FFFFFF"/>
-          </w:tcPr>
-          <w:p>
-            <w:pPr>
-              <w:widowControl w:val="0"/>
-              <w:rPr>
-                <w:rFonts w:eastAsia="Calibri"/>
-                <w:sz w:val="20"/>
-                <w:szCs w:val="20"/>
-              </w:rPr>
-            </w:pPr>
-          </w:p>
-        </w:tc>
-      </w:tr>
-      <w:tr>
-        <w:trPr>
-          <w:trHeight w:val="220"/>
-        </w:trPr>
-        <w:tc>
-          <w:tcPr>
-            <w:tcW w:w="2534" w:type="dxa"/>
-            <w:gridSpan w:val="2"/>
-            <w:shd w:val="clear" w:color="auto" w:fill="FBE5D5"/>
-          </w:tcPr>
-          <w:p>
-            <w:pPr>
-              <w:rPr>
-                <w:rFonts w:eastAsia="Calibri"/>
-                <w:b/>
-                <w:sz w:val="20"/>
-                <w:szCs w:val="20"/>
-              </w:rPr>
-            </w:pPr>
-            <w:r>
-              <w:rPr>
-                <w:rFonts w:eastAsia="Calibri"/>
-                <w:b/>
-                <w:sz w:val="20"/>
-                <w:szCs w:val="20"/>
-              </w:rPr>
-              <w:t>Comentario respuesta correcta</w:t>
-            </w:r>
-          </w:p>
-        </w:tc>
-        <w:tc>
-          <w:tcPr>
-            <w:tcW w:w="7620" w:type="dxa"/>
-            <w:gridSpan w:val="2"/>
-            <w:shd w:val="clear" w:color="auto" w:fill="FFFFFF"/>
-          </w:tcPr>
-          <w:p>
-            <w:pPr>
-              <w:rPr>
-                <w:rFonts w:eastAsia="Calibri"/>
-                <w:bCs/>
-                <w:sz w:val="20"/>
-                <w:szCs w:val="20"/>
-              </w:rPr>
-            </w:pPr>
-            <w:r>
-              <w:t>¡Correcto! La expresión representa una operación matemática básica en inglés.</w:t>
-            </w:r>
-          </w:p>
-        </w:tc>
-      </w:tr>
-      <w:tr>
-        <w:trPr>
-          <w:trHeight w:val="220"/>
-        </w:trPr>
-        <w:tc>
-          <w:tcPr>
-            <w:tcW w:w="2534" w:type="dxa"/>
-            <w:gridSpan w:val="2"/>
-            <w:shd w:val="clear" w:color="auto" w:fill="FBE5D5"/>
-          </w:tcPr>
-          <w:p>
-            <w:pPr>
-              <w:rPr>
-                <w:rFonts w:eastAsia="Calibri"/>
-                <w:b/>
-                <w:sz w:val="20"/>
-                <w:szCs w:val="20"/>
-              </w:rPr>
-            </w:pPr>
-            <w:r>
-              <w:rPr>
-                <w:rFonts w:eastAsia="Calibri"/>
-                <w:b/>
-                <w:sz w:val="20"/>
-                <w:szCs w:val="20"/>
-              </w:rPr>
-              <w:t>Comentario respuesta incorrecta</w:t>
-            </w:r>
-          </w:p>
-        </w:tc>
-        <w:tc>
-          <w:tcPr>
-            <w:tcW w:w="7620" w:type="dxa"/>
-            <w:gridSpan w:val="2"/>
-            <w:shd w:val="clear" w:color="auto" w:fill="FFFFFF"/>
-          </w:tcPr>
-          <w:p>
-            <w:pPr>
-              <w:rPr>
-                <w:rFonts w:eastAsia="Calibri"/>
-                <w:bCs/>
-                <w:sz w:val="20"/>
-                <w:szCs w:val="20"/>
-              </w:rPr>
-            </w:pPr>
-            <w:r>
-              <w:t>Revise las expresiones numéricas y matemáticas estudiadas.</w:t>
-            </w:r>
-          </w:p>
-        </w:tc>
-      </w:tr>
-      <w:tr>
-        <w:trPr>
-          <w:trHeight w:val="220"/>
-        </w:trPr>
-        <w:tc>
-          <w:tcPr>
-            <w:tcW w:w="2534" w:type="dxa"/>
-            <w:gridSpan w:val="2"/>
-            <w:shd w:val="clear" w:color="auto" w:fill="FBE5D5"/>
-          </w:tcPr>
-          <w:p>
-            <w:pPr>
-              <w:rPr>
-                <w:rFonts w:eastAsia="Calibri"/>
-                <w:b/>
-                <w:sz w:val="20"/>
-                <w:szCs w:val="20"/>
-              </w:rPr>
-            </w:pPr>
-            <w:r>
-              <w:rPr>
-                <w:rFonts w:eastAsia="Calibri"/>
-                <w:b/>
-                <w:sz w:val="20"/>
-                <w:szCs w:val="20"/>
-              </w:rPr>
-              <w:lastRenderedPageBreak/>
-              <w:t>Pregunta 14</w:t>
-            </w:r>
-          </w:p>
-        </w:tc>
-        <w:tc>
-          <w:tcPr>
-            <w:tcW w:w="7620" w:type="dxa"/>
-            <w:gridSpan w:val="2"/>
-            <w:shd w:val="clear" w:color="auto" w:fill="FBE5D5"/>
-          </w:tcPr>
-          <w:p>
-            <w:pPr>
-              <w:rPr>
-                <w:rFonts w:eastAsia="Calibri"/>
-                <w:b/>
-                <w:sz w:val="20"/>
-                <w:szCs w:val="20"/>
-                <w:lang w:val="es-CO"/>
-              </w:rPr>
-            </w:pPr>
-            <w:r>
-              <w:rPr>
-                <w:b/>
-              </w:rPr>
-              <w:t xml:space="preserve">¿Qué significa </w:t>
-            </w:r>
-            <w:r>
-              <w:rPr>
-                <w:b/>
-                <w:i/>
-                <w:iCs/>
-              </w:rPr>
-              <w:t xml:space="preserve">Half </w:t>
-            </w:r>
-            <w:proofErr w:type="spellStart"/>
-            <w:r>
-              <w:rPr>
-                <w:b/>
-                <w:i/>
-                <w:iCs/>
-              </w:rPr>
-              <w:t>past</w:t>
-            </w:r>
-            <w:proofErr w:type="spellEnd"/>
-            <w:r>
-              <w:rPr>
-                <w:b/>
-                <w:i/>
-                <w:iCs/>
-              </w:rPr>
-              <w:t xml:space="preserve"> </w:t>
-            </w:r>
-            <w:proofErr w:type="spellStart"/>
-            <w:r>
-              <w:rPr>
-                <w:b/>
-                <w:i/>
-                <w:iCs/>
-              </w:rPr>
-              <w:t>eight</w:t>
-            </w:r>
-            <w:proofErr w:type="spellEnd"/>
+              <w:t>Half past eight</w:t>
+            </w:r>
             <w:r>
               <w:rPr>
                 <w:b/>
@@ -8305,33 +7780,8 @@
                 <w:i/>
                 <w:iCs/>
               </w:rPr>
-              <w:t xml:space="preserve">Half </w:t>
-            </w:r>
-            <w:proofErr w:type="spellStart"/>
-            <w:r>
-              <w:rPr>
-                <w:i/>
-                <w:iCs/>
-              </w:rPr>
-              <w:t>past</w:t>
-            </w:r>
-            <w:proofErr w:type="spellEnd"/>
-            <w:r>
-              <w:rPr>
-                <w:i/>
-                <w:iCs/>
-              </w:rPr>
-              <w:t xml:space="preserve"> </w:t>
-            </w:r>
-            <w:proofErr w:type="spellStart"/>
-            <w:r>
-              <w:rPr>
-                <w:i/>
-                <w:iCs/>
-              </w:rPr>
-              <w:t>eight</w:t>
-            </w:r>
-            <w:proofErr w:type="spellEnd"/>
+              <w:t>Half past eight</w:t>
+            </w:r>
             <w:r>
               <w:t xml:space="preserve"> equivale a las 8:30.</w:t>
             </w:r>
@@ -8497,7 +7947,6 @@
                 <w:szCs w:val="20"/>
               </w:rPr>
             </w:pPr>
-            <w:proofErr w:type="spellStart"/>
             <w:r>
               <w:rPr>
                 <w:i/>
@@ -8505,7 +7954,6 @@
               </w:rPr>
               <w:t>Peaceful</w:t>
             </w:r>
-            <w:proofErr w:type="spellEnd"/>
           </w:p>
         </w:tc>
         <w:tc>
@@ -8583,7 +8031,6 @@
                 <w:szCs w:val="20"/>
               </w:rPr>
             </w:pPr>
-            <w:proofErr w:type="spellStart"/>
             <w:r>
               <w:rPr>
                 <w:i/>
@@ -8591,7 +8038,6 @@
               </w:rPr>
               <w:t>Crowded</w:t>
             </w:r>
-            <w:proofErr w:type="spellEnd"/>
           </w:p>
         </w:tc>
         <w:tc>
@@ -8661,7 +8107,6 @@
                 <w:szCs w:val="20"/>
               </w:rPr>
             </w:pPr>
-            <w:proofErr w:type="spellStart"/>
             <w:r>
               <w:rPr>
                 <w:i/>
@@ -8669,7 +8114,6 @@
               </w:rPr>
               <w:t>Busy</w:t>
             </w:r>
-            <w:proofErr w:type="spellEnd"/>
           </w:p>
         </w:tc>
         <w:tc>
@@ -8739,7 +8183,6 @@
                 <w:szCs w:val="20"/>
               </w:rPr>
             </w:pPr>
-            <w:proofErr w:type="spellStart"/>
             <w:r>
               <w:rPr>
                 <w:i/>
@@ -8747,7 +8190,6 @@
               </w:rPr>
               <w:t>Expensive</w:t>
             </w:r>
-            <w:proofErr w:type="spellEnd"/>
           </w:p>
         </w:tc>
         <w:tc>
@@ -8813,15 +8255,7 @@
               </w:rPr>
             </w:pPr>
             <w:r>
-              <w:t xml:space="preserve">¡Correcto! </w:t>
-            </w:r>
-            <w:proofErr w:type="spellStart"/>
-            <w:r>
-              <w:t>Peaceful</w:t>
-            </w:r>
-            <w:proofErr w:type="spellEnd"/>
-            <w:r>
-              <w:t xml:space="preserve"> describe un lugar tranquilo y agradable.</w:t>
+              <w:t>¡Correcto! Peaceful describe un lugar tranquilo y agradable.</w:t>
             </w:r>
           </w:p>
         </w:tc>
@@ -9445,49 +8879,8 @@
                 <w:i/>
                 <w:iCs/>
               </w:rPr>
-              <w:t xml:space="preserve">The </w:t>
-            </w:r>
-            <w:proofErr w:type="spellStart"/>
-            <w:r>
-              <w:rPr>
-                <w:i/>
-                <w:iCs/>
-              </w:rPr>
-              <w:t>guest</w:t>
-            </w:r>
-            <w:proofErr w:type="spellEnd"/>
-            <w:r>
-              <w:rPr>
-                <w:i/>
-                <w:iCs/>
-              </w:rPr>
-              <w:t xml:space="preserve"> </w:t>
-            </w:r>
-            <w:proofErr w:type="spellStart"/>
-            <w:r>
-              <w:rPr>
-                <w:i/>
-                <w:iCs/>
-              </w:rPr>
-              <w:t>is</w:t>
-            </w:r>
-            <w:proofErr w:type="spellEnd"/>
-            <w:r>
-              <w:rPr>
-                <w:i/>
-                <w:iCs/>
-              </w:rPr>
-              <w:t xml:space="preserve"> </w:t>
-            </w:r>
-            <w:proofErr w:type="spellStart"/>
-            <w:r>
-              <w:rPr>
-                <w:i/>
-                <w:iCs/>
-              </w:rPr>
-              <w:t>arriving</w:t>
-            </w:r>
-            <w:proofErr w:type="spellEnd"/>
+              <w:t>The guest is arriving</w:t>
+            </w:r>
           </w:p>
         </w:tc>
         <w:tc>
@@ -9562,17 +8955,8 @@
                 <w:i/>
                 <w:iCs/>
               </w:rPr>
-              <w:t xml:space="preserve">Be </w:t>
-            </w:r>
-            <w:proofErr w:type="spellStart"/>
-            <w:r>
-              <w:rPr>
-                <w:i/>
-                <w:iCs/>
-              </w:rPr>
-              <w:t>friendly</w:t>
-            </w:r>
-            <w:proofErr w:type="spellEnd"/>
+              <w:t>Be friendly</w:t>
+            </w:r>
           </w:p>
         </w:tc>
         <w:tc>
@@ -9656,17 +9040,8 @@
                 <w:i/>
                 <w:iCs/>
               </w:rPr>
-              <w:t xml:space="preserve">She </w:t>
-            </w:r>
-            <w:proofErr w:type="spellStart"/>
-            <w:r>
-              <w:rPr>
-                <w:i/>
-                <w:iCs/>
-              </w:rPr>
-              <w:t>works</w:t>
-            </w:r>
-            <w:proofErr w:type="spellEnd"/>
+              <w:t>She works</w:t>
+            </w:r>
           </w:p>
         </w:tc>
         <w:tc>
@@ -9741,17 +9116,8 @@
                 <w:i/>
                 <w:iCs/>
               </w:rPr>
-              <w:t xml:space="preserve">They </w:t>
-            </w:r>
-            <w:proofErr w:type="spellStart"/>
-            <w:r>
-              <w:rPr>
-                <w:i/>
-                <w:iCs/>
-              </w:rPr>
-              <w:t>have</w:t>
-            </w:r>
-            <w:proofErr w:type="spellEnd"/>
+              <w:t>They have</w:t>
+            </w:r>
           </w:p>
         </w:tc>
         <w:tc>
@@ -9817,15 +9183,7 @@
               </w:rPr>
             </w:pPr>
             <w:r>
-              <w:t xml:space="preserve">¡Correcto! Be </w:t>
-            </w:r>
-            <w:proofErr w:type="spellStart"/>
-            <w:r>
-              <w:t>friendly</w:t>
-            </w:r>
-            <w:proofErr w:type="spellEnd"/>
-            <w:r>
-              <w:t xml:space="preserve"> es una instrucción expresada en modo imperativo.</w:t>
+              <w:t>¡Correcto! Be friendly es una instrucción expresada en modo imperativo.</w:t>
             </w:r>
           </w:p>
         </w:tc>
@@ -9993,33 +9351,8 @@
                 <w:i/>
                 <w:iCs/>
               </w:rPr>
-              <w:t xml:space="preserve">Check </w:t>
-            </w:r>
-            <w:proofErr w:type="spellStart"/>
-            <w:r>
-              <w:rPr>
-                <w:i/>
-                <w:iCs/>
-              </w:rPr>
-              <w:t>the</w:t>
-            </w:r>
-            <w:proofErr w:type="spellEnd"/>
-            <w:r>
-              <w:rPr>
-                <w:i/>
-                <w:iCs/>
-              </w:rPr>
-              <w:t xml:space="preserve"> </w:t>
-            </w:r>
-            <w:proofErr w:type="spellStart"/>
-            <w:r>
-              <w:rPr>
-                <w:i/>
-                <w:iCs/>
-              </w:rPr>
-              <w:t>reservation</w:t>
-            </w:r>
-            <w:proofErr w:type="spellEnd"/>
+              <w:t>Check the reservation</w:t>
+            </w:r>
           </w:p>
         </w:tc>
         <w:tc>
@@ -10094,33 +9427,8 @@
                 <w:i/>
                 <w:iCs/>
               </w:rPr>
-              <w:t xml:space="preserve">Welcome </w:t>
-            </w:r>
-            <w:proofErr w:type="spellStart"/>
-            <w:r>
-              <w:rPr>
-                <w:i/>
-                <w:iCs/>
-              </w:rPr>
-              <w:t>the</w:t>
-            </w:r>
-            <w:proofErr w:type="spellEnd"/>
-            <w:r>
-              <w:rPr>
-                <w:i/>
-                <w:iCs/>
-              </w:rPr>
-              <w:t xml:space="preserve"> </w:t>
-            </w:r>
-            <w:proofErr w:type="spellStart"/>
-            <w:r>
-              <w:rPr>
-                <w:i/>
-                <w:iCs/>
-              </w:rPr>
-              <w:t>guest</w:t>
-            </w:r>
-            <w:proofErr w:type="spellEnd"/>
+              <w:t>Welcome the guest</w:t>
+            </w:r>
           </w:p>
         </w:tc>
         <w:tc>
@@ -10190,79 +9498,13 @@
                 <w:szCs w:val="20"/>
               </w:rPr>
             </w:pPr>
-            <w:proofErr w:type="spellStart"/>
             <w:r>
               <w:rPr>
                 <w:i/>
                 <w:iCs/>
               </w:rPr>
-              <w:t>Don't</w:t>
-            </w:r>
-            <w:proofErr w:type="spellEnd"/>
-            <w:r>
-              <w:rPr>
-                <w:i/>
-                <w:iCs/>
-              </w:rPr>
-              <w:t xml:space="preserve"> </w:t>
-            </w:r>
-            <w:proofErr w:type="spellStart"/>
-            <w:r>
-              <w:rPr>
-                <w:i/>
-                <w:iCs/>
-              </w:rPr>
-              <w:t>interrupt</w:t>
-            </w:r>
-            <w:proofErr w:type="spellEnd"/>
-            <w:r>
-              <w:rPr>
-                <w:i/>
-                <w:iCs/>
-              </w:rPr>
-              <w:t xml:space="preserve"> </w:t>
-            </w:r>
-            <w:proofErr w:type="spellStart"/>
-            <w:r>
-              <w:rPr>
-                <w:i/>
-                <w:iCs/>
-              </w:rPr>
-              <w:t>people</w:t>
-            </w:r>
-            <w:proofErr w:type="spellEnd"/>
-            <w:r>
-              <w:rPr>
-                <w:i/>
-                <w:iCs/>
-              </w:rPr>
-              <w:t xml:space="preserve"> </w:t>
-            </w:r>
-            <w:proofErr w:type="spellStart"/>
-            <w:r>
-              <w:rPr>
-                <w:i/>
-                <w:iCs/>
-              </w:rPr>
-              <w:t>who</w:t>
-            </w:r>
-            <w:proofErr w:type="spellEnd"/>
-            <w:r>
-              <w:rPr>
-                <w:i/>
-                <w:iCs/>
-              </w:rPr>
-              <w:t xml:space="preserve"> are </w:t>
-            </w:r>
-            <w:proofErr w:type="spellStart"/>
-            <w:r>
-              <w:rPr>
-                <w:i/>
-                <w:iCs/>
-              </w:rPr>
-              <w:t>busy</w:t>
-            </w:r>
-            <w:proofErr w:type="spellEnd"/>
+              <w:t>Don't interrupt people who are busy</w:t>
+            </w:r>
           </w:p>
         </w:tc>
         <w:tc>
@@ -10976,7 +10218,21 @@
                 <w:b/>
                 <w:bCs/>
               </w:rPr>
-              <w:t>¿Cuál es el propósito del CF?</w:t>
+              <w:t xml:space="preserve">¿Cuál es el propósito del </w:t>
+            </w:r>
+            <w:r>
+              <w:rPr>
+                <w:b/>
+                <w:bCs/>
+              </w:rPr>
+              <w:t>componente formativo</w:t>
+            </w:r>
+            <w:r>
+              <w:rPr>
+                <w:b/>
+                <w:bCs/>
+              </w:rPr>
+              <w:t>?</w:t>
             </w:r>
           </w:p>
         </w:tc>
@@ -11947,7 +11203,7 @@
 </file>
 
 <file path=word/endnotes.xml><?xml version="1.0" encoding="utf-8"?>
-<w:endnotes xmlns:wpc="http://schemas.microsoft.com/office/word/2010/wordprocessingCanvas" xmlns:cx="http://schemas.microsoft.com/office/drawing/2014/chartex" xmlns:cx1="http://schemas.microsoft.com/office/drawing/2015/9/8/chartex" xmlns:cx2="http://schemas.microsoft.com/office/drawing/2015/10/21/chartex" xmlns:cx3="http://schemas.microsoft.com/office/drawing/2016/5/9/chartex" xmlns:cx4="http://schemas.microsoft.com/office/drawing/2016/5/10/chartex" xmlns:cx5="http://schemas.microsoft.com/office/drawing/2016/5/11/chartex" xmlns:cx6="http://schemas.microsoft.com/office/drawing/2016/5/12/chartex" xmlns:cx7="http://schemas.microsoft.com/office/drawing/2016/5/13/chartex" xmlns:cx8="http://schemas.microsoft.com/office/drawing/2016/5/14/chartex" xmlns:mc="http://schemas.openxmlformats.org/markup-compatibility/2006" xmlns:aink="http://schemas.microsoft.com/office/drawing/2016/ink" xmlns:am3d="http://schemas.microsoft.com/office/drawing/2017/model3d" xmlns:o="urn:schemas-microsoft-com:office:office" xmlns:oel="http://schemas.microsoft.com/office/2019/extlst" xmlns:r="http://schemas.openxmlformats.org/officeDocument/2006/relationships" xmlns:m="http://schemas.openxmlformats.org/officeDocument/2006/math" xmlns:v="urn:schemas-microsoft-com:vml" xmlns:wp14="http://schemas.microsoft.com/office/word/2010/wordprocessingDrawing" xmlns:wp="http://schemas.openxmlformats.org/drawingml/2006/wordprocessingDrawing" xmlns:w10="urn:schemas-microsoft-com:office:word" xmlns:w="http://schemas.openxmlformats.org/wordprocessingml/2006/main" xmlns:w14="http://schemas.microsoft.com/office/word/2010/wordml" xmlns:w15="http://schemas.microsoft.com/office/word/2012/wordml" xmlns:w16cex="http://schemas.microsoft.com/office/word/2018/wordml/cex" xmlns:w16cid="http://schemas.microsoft.com/office/word/2016/wordml/cid" xmlns:w16="http://schemas.microsoft.com/office/word/2018/wordml" xmlns:w16du="http://schemas.microsoft.com/office/word/2023/wordml/word16du" xmlns:w16sdtdh="http://schemas.microsoft.com/office/word/2020/wordml/sdtdatahash" xmlns:w16sdtfl="http://schemas.microsoft.com/office/word/2024/wordml/sdtformatlock" xmlns:w16se="http://schemas.microsoft.com/office/word/2015/wordml/symex" xmlns:wpg="http://schemas.microsoft.com/office/word/2010/wordprocessingGroup" xmlns:wpi="http://schemas.microsoft.com/office/word/2010/wordprocessingInk" xmlns:wne="http://schemas.microsoft.com/office/word/2006/wordml" xmlns:wps="http://schemas.microsoft.com/office/word/2010/wordprocessingShape" mc:Ignorable="w14 w15 w16se w16cid w16 w16cex w16sdtdh w16sdtfl w16du wp14">
+<w:endnotes xmlns:wpc="http://schemas.microsoft.com/office/word/2010/wordprocessingCanvas" xmlns:cx="http://schemas.microsoft.com/office/drawing/2014/chartex" xmlns:cx1="http://schemas.microsoft.com/office/drawing/2015/9/8/chartex" xmlns:cx2="http://schemas.microsoft.com/office/drawing/2015/10/21/chartex" xmlns:cx3="http://schemas.microsoft.com/office/drawing/2016/5/9/chartex" xmlns:cx4="http://schemas.microsoft.com/office/drawing/2016/5/10/chartex" xmlns:cx5="http://schemas.microsoft.com/office/drawing/2016/5/11/chartex" xmlns:cx6="http://schemas.microsoft.com/office/drawing/2016/5/12/chartex" xmlns:cx7="http://schemas.microsoft.com/office/drawing/2016/5/13/chartex" xmlns:cx8="http://schemas.microsoft.com/office/drawing/2016/5/14/chartex" xmlns:mc="http://schemas.openxmlformats.org/markup-compatibility/2006" xmlns:m="http://schemas.openxmlformats.org/officeDocument/2006/math" xmlns:aink="http://schemas.microsoft.com/office/drawing/2016/ink" xmlns:am3d="http://schemas.microsoft.com/office/drawing/2017/model3d" xmlns:oel="http://schemas.microsoft.com/office/2019/extlst" xmlns:r="http://schemas.openxmlformats.org/officeDocument/2006/relationships" xmlns:wp14="http://schemas.microsoft.com/office/word/2010/wordprocessingDrawing" xmlns:wp="http://schemas.openxmlformats.org/drawingml/2006/wordprocessingDrawing" xmlns:wpg="http://schemas.microsoft.com/office/word/2010/wordprocessingGroup" xmlns:wpi="http://schemas.microsoft.com/office/word/2010/wordprocessingInk" xmlns:wps="http://schemas.microsoft.com/office/word/2010/wordprocessingShape" xmlns:o="urn:schemas-microsoft-com:office:office" xmlns:v="urn:schemas-microsoft-com:vml" xmlns:w10="urn:schemas-microsoft-com:office:word" xmlns:w="http://schemas.openxmlformats.org/wordprocessingml/2006/main" xmlns:w14="http://schemas.microsoft.com/office/word/2010/wordml" xmlns:w15="http://schemas.microsoft.com/office/word/2012/wordml" xmlns:w16cex="http://schemas.microsoft.com/office/word/2018/wordml/cex" xmlns:w16cid="http://schemas.microsoft.com/office/word/2016/wordml/cid" xmlns:w16="http://schemas.microsoft.com/office/word/2018/wordml" xmlns:w16sdtdh="http://schemas.microsoft.com/office/word/2020/wordml/sdtdatahash" xmlns:w16sdtfl="http://schemas.microsoft.com/office/word/2024/wordml/sdtformatlock" xmlns:w16se="http://schemas.microsoft.com/office/word/2015/wordml/symex" xmlns:w16du="http://schemas.microsoft.com/office/word/2023/wordml/word16du" xmlns:wne="http://schemas.microsoft.com/office/word/2006/wordml" mc:Ignorable="w14 w15 w16se w16cid w16 w16cex w16sdtdh w16sdtfl w16du wp14">
   <w:endnote w:type="separator" w:id="-1">
     <w:p>
       <w:pPr>
@@ -11972,7 +11228,7 @@
 </file>
 
 <file path=word/footnotes.xml><?xml version="1.0" encoding="utf-8"?>
-<w:footnotes xmlns:wpc="http://schemas.microsoft.com/office/word/2010/wordprocessingCanvas" xmlns:cx="http://schemas.microsoft.com/office/drawing/2014/chartex" xmlns:cx1="http://schemas.microsoft.com/office/drawing/2015/9/8/chartex" xmlns:cx2="http://schemas.microsoft.com/office/drawing/2015/10/21/chartex" xmlns:cx3="http://schemas.microsoft.com/office/drawing/2016/5/9/chartex" xmlns:cx4="http://schemas.microsoft.com/office/drawing/2016/5/10/chartex" xmlns:cx5="http://schemas.microsoft.com/office/drawing/2016/5/11/chartex" xmlns:cx6="http://schemas.microsoft.com/office/drawing/2016/5/12/chartex" xmlns:cx7="http://schemas.microsoft.com/office/drawing/2016/5/13/chartex" xmlns:cx8="http://schemas.microsoft.com/office/drawing/2016/5/14/chartex" xmlns:mc="http://schemas.openxmlformats.org/markup-compatibility/2006" xmlns:aink="http://schemas.microsoft.com/office/drawing/2016/ink" xmlns:am3d="http://schemas.microsoft.com/office/drawing/2017/model3d" xmlns:o="urn:schemas-microsoft-com:office:office" xmlns:oel="http://schemas.microsoft.com/office/2019/extlst" xmlns:r="http://schemas.openxmlformats.org/officeDocument/2006/relationships" xmlns:m="http://schemas.openxmlformats.org/officeDocument/2006/math" xmlns:v="urn:schemas-microsoft-com:vml" xmlns:wp14="http://schemas.microsoft.com/office/word/2010/wordprocessingDrawing" xmlns:wp="http://schemas.openxmlformats.org/drawingml/2006/wordprocessingDrawing" xmlns:w10="urn:schemas-microsoft-com:office:word" xmlns:w="http://schemas.openxmlformats.org/wordprocessingml/2006/main" xmlns:w14="http://schemas.microsoft.com/office/word/2010/wordml" xmlns:w15="http://schemas.microsoft.com/office/word/2012/wordml" xmlns:w16cex="http://schemas.microsoft.com/office/word/2018/wordml/cex" xmlns:w16cid="http://schemas.microsoft.com/office/word/2016/wordml/cid" xmlns:w16="http://schemas.microsoft.com/office/word/2018/wordml" xmlns:w16du="http://schemas.microsoft.com/office/word/2023/wordml/word16du" xmlns:w16sdtdh="http://schemas.microsoft.com/office/word/2020/wordml/sdtdatahash" xmlns:w16sdtfl="http://schemas.microsoft.com/office/word/2024/wordml/sdtformatlock" xmlns:w16se="http://schemas.microsoft.com/office/word/2015/wordml/symex" xmlns:wpg="http://schemas.microsoft.com/office/word/2010/wordprocessingGroup" xmlns:wpi="http://schemas.microsoft.com/office/word/2010/wordprocessingInk" xmlns:wne="http://schemas.microsoft.com/office/word/2006/wordml" xmlns:wps="http://schemas.microsoft.com/office/word/2010/wordprocessingShape" mc:Ignorable="w14 w15 w16se w16cid w16 w16cex w16sdtdh w16sdtfl w16du wp14">
+<w:footnotes xmlns:wpc="http://schemas.microsoft.com/office/word/2010/wordprocessingCanvas" xmlns:cx="http://schemas.microsoft.com/office/drawing/2014/chartex" xmlns:cx1="http://schemas.microsoft.com/office/drawing/2015/9/8/chartex" xmlns:cx2="http://schemas.microsoft.com/office/drawing/2015/10/21/chartex" xmlns:cx3="http://schemas.microsoft.com/office/drawing/2016/5/9/chartex" xmlns:cx4="http://schemas.microsoft.com/office/drawing/2016/5/10/chartex" xmlns:cx5="http://schemas.microsoft.com/office/drawing/2016/5/11/chartex" xmlns:cx6="http://schemas.microsoft.com/office/drawing/2016/5/12/chartex" xmlns:cx7="http://schemas.microsoft.com/office/drawing/2016/5/13/chartex" xmlns:cx8="http://schemas.microsoft.com/office/drawing/2016/5/14/chartex" xmlns:mc="http://schemas.openxmlformats.org/markup-compatibility/2006" xmlns:m="http://schemas.openxmlformats.org/officeDocument/2006/math" xmlns:aink="http://schemas.microsoft.com/office/drawing/2016/ink" xmlns:am3d="http://schemas.microsoft.com/office/drawing/2017/model3d" xmlns:oel="http://schemas.microsoft.com/office/2019/extlst" xmlns:r="http://schemas.openxmlformats.org/officeDocument/2006/relationships" xmlns:wp14="http://schemas.microsoft.com/office/word/2010/wordprocessingDrawing" xmlns:wp="http://schemas.openxmlformats.org/drawingml/2006/wordprocessingDrawing" xmlns:wpg="http://schemas.microsoft.com/office/word/2010/wordprocessingGroup" xmlns:wpi="http://schemas.microsoft.com/office/word/2010/wordprocessingInk" xmlns:wps="http://schemas.microsoft.com/office/word/2010/wordprocessingShape" xmlns:o="urn:schemas-microsoft-com:office:office" xmlns:v="urn:schemas-microsoft-com:vml" xmlns:w10="urn:schemas-microsoft-com:office:word" xmlns:w="http://schemas.openxmlformats.org/wordprocessingml/2006/main" xmlns:w14="http://schemas.microsoft.com/office/word/2010/wordml" xmlns:w15="http://schemas.microsoft.com/office/word/2012/wordml" xmlns:w16cex="http://schemas.microsoft.com/office/word/2018/wordml/cex" xmlns:w16cid="http://schemas.microsoft.com/office/word/2016/wordml/cid" xmlns:w16="http://schemas.microsoft.com/office/word/2018/wordml" xmlns:w16sdtdh="http://schemas.microsoft.com/office/word/2020/wordml/sdtdatahash" xmlns:w16sdtfl="http://schemas.microsoft.com/office/word/2024/wordml/sdtformatlock" xmlns:w16se="http://schemas.microsoft.com/office/word/2015/wordml/symex" xmlns:w16du="http://schemas.microsoft.com/office/word/2023/wordml/word16du" xmlns:wne="http://schemas.microsoft.com/office/word/2006/wordml" mc:Ignorable="w14 w15 w16se w16cid w16 w16cex w16sdtdh w16sdtfl w16du wp14">
   <w:footnote w:type="separator" w:id="-1">
     <w:p>
       <w:pPr>
@@ -11997,7 +11253,7 @@
 </file>
 
 <file path=word/header1.xml><?xml version="1.0" encoding="utf-8"?>
-<w:hdr xmlns:wpc="http://schemas.microsoft.com/office/word/2010/wordprocessingCanvas" xmlns:cx="http://schemas.microsoft.com/office/drawing/2014/chartex" xmlns:cx1="http://schemas.microsoft.com/office/drawing/2015/9/8/chartex" xmlns:cx2="http://schemas.microsoft.com/office/drawing/2015/10/21/chartex" xmlns:cx3="http://schemas.microsoft.com/office/drawing/2016/5/9/chartex" xmlns:cx4="http://schemas.microsoft.com/office/drawing/2016/5/10/chartex" xmlns:cx5="http://schemas.microsoft.com/office/drawing/2016/5/11/chartex" xmlns:cx6="http://schemas.microsoft.com/office/drawing/2016/5/12/chartex" xmlns:cx7="http://schemas.microsoft.com/office/drawing/2016/5/13/chartex" xmlns:cx8="http://schemas.microsoft.com/office/drawing/2016/5/14/chartex" xmlns:mc="http://schemas.openxmlformats.org/markup-compatibility/2006" xmlns:aink="http://schemas.microsoft.com/office/drawing/2016/ink" xmlns:am3d="http://schemas.microsoft.com/office/drawing/2017/model3d" xmlns:o="urn:schemas-microsoft-com:office:office" xmlns:oel="http://schemas.microsoft.com/office/2019/extlst" xmlns:r="http://schemas.openxmlformats.org/officeDocument/2006/relationships" xmlns:m="http://schemas.openxmlformats.org/officeDocument/2006/math" xmlns:v="urn:schemas-microsoft-com:vml" xmlns:wp14="http://schemas.microsoft.com/office/word/2010/wordprocessingDrawing" xmlns:wp="http://schemas.openxmlformats.org/drawingml/2006/wordprocessingDrawing" xmlns:w10="urn:schemas-microsoft-com:office:word" xmlns:w="http://schemas.openxmlformats.org/wordprocessingml/2006/main" xmlns:w14="http://schemas.microsoft.com/office/word/2010/wordml" xmlns:w15="http://schemas.microsoft.com/office/word/2012/wordml" xmlns:w16cex="http://schemas.microsoft.com/office/word/2018/wordml/cex" xmlns:w16cid="http://schemas.microsoft.com/office/word/2016/wordml/cid" xmlns:w16="http://schemas.microsoft.com/office/word/2018/wordml" xmlns:w16du="http://schemas.microsoft.com/office/word/2023/wordml/word16du" xmlns:w16sdtdh="http://schemas.microsoft.com/office/word/2020/wordml/sdtdatahash" xmlns:w16sdtfl="http://schemas.microsoft.com/office/word/2024/wordml/sdtformatlock" xmlns:w16se="http://schemas.microsoft.com/office/word/2015/wordml/symex" xmlns:wpg="http://schemas.microsoft.com/office/word/2010/wordprocessingGroup" xmlns:wpi="http://schemas.microsoft.com/office/word/2010/wordprocessingInk" xmlns:wne="http://schemas.microsoft.com/office/word/2006/wordml" xmlns:wps="http://schemas.microsoft.com/office/word/2010/wordprocessingShape" mc:Ignorable="w14 w15 w16se w16cid w16 w16cex w16sdtdh w16sdtfl w16du wp14">
+<w:hdr xmlns:wpc="http://schemas.microsoft.com/office/word/2010/wordprocessingCanvas" xmlns:cx="http://schemas.microsoft.com/office/drawing/2014/chartex" xmlns:cx1="http://schemas.microsoft.com/office/drawing/2015/9/8/chartex" xmlns:cx2="http://schemas.microsoft.com/office/drawing/2015/10/21/chartex" xmlns:cx3="http://schemas.microsoft.com/office/drawing/2016/5/9/chartex" xmlns:cx4="http://schemas.microsoft.com/office/drawing/2016/5/10/chartex" xmlns:cx5="http://schemas.microsoft.com/office/drawing/2016/5/11/chartex" xmlns:cx6="http://schemas.microsoft.com/office/drawing/2016/5/12/chartex" xmlns:cx7="http://schemas.microsoft.com/office/drawing/2016/5/13/chartex" xmlns:cx8="http://schemas.microsoft.com/office/drawing/2016/5/14/chartex" xmlns:mc="http://schemas.openxmlformats.org/markup-compatibility/2006" xmlns:m="http://schemas.openxmlformats.org/officeDocument/2006/math" xmlns:aink="http://schemas.microsoft.com/office/drawing/2016/ink" xmlns:am3d="http://schemas.microsoft.com/office/drawing/2017/model3d" xmlns:oel="http://schemas.microsoft.com/office/2019/extlst" xmlns:r="http://schemas.openxmlformats.org/officeDocument/2006/relationships" xmlns:wp14="http://schemas.microsoft.com/office/word/2010/wordprocessingDrawing" xmlns:wp="http://schemas.openxmlformats.org/drawingml/2006/wordprocessingDrawing" xmlns:wpg="http://schemas.microsoft.com/office/word/2010/wordprocessingGroup" xmlns:wpi="http://schemas.microsoft.com/office/word/2010/wordprocessingInk" xmlns:wps="http://schemas.microsoft.com/office/word/2010/wordprocessingShape" xmlns:o="urn:schemas-microsoft-com:office:office" xmlns:v="urn:schemas-microsoft-com:vml" xmlns:w10="urn:schemas-microsoft-com:office:word" xmlns:w="http://schemas.openxmlformats.org/wordprocessingml/2006/main" xmlns:w14="http://schemas.microsoft.com/office/word/2010/wordml" xmlns:w15="http://schemas.microsoft.com/office/word/2012/wordml" xmlns:w16cex="http://schemas.microsoft.com/office/word/2018/wordml/cex" xmlns:w16cid="http://schemas.microsoft.com/office/word/2016/wordml/cid" xmlns:w16="http://schemas.microsoft.com/office/word/2018/wordml" xmlns:w16sdtdh="http://schemas.microsoft.com/office/word/2020/wordml/sdtdatahash" xmlns:w16sdtfl="http://schemas.microsoft.com/office/word/2024/wordml/sdtformatlock" xmlns:w16se="http://schemas.microsoft.com/office/word/2015/wordml/symex" xmlns:w16du="http://schemas.microsoft.com/office/word/2023/wordml/word16du" xmlns:wne="http://schemas.microsoft.com/office/word/2006/wordml" mc:Ignorable="w14 w15 w16se w16cid w16 w16cex w16sdtdh w16sdtfl w16du wp14">
   <w:p>
     <w:pPr>
       <w:pBdr>
@@ -12198,7 +11454,7 @@
 </file>
 
 <file path=word/numbering.xml><?xml version="1.0" encoding="utf-8"?>
-<w:numbering xmlns:wpc="http://schemas.microsoft.com/office/word/2010/wordprocessingCanvas" xmlns:cx="http://schemas.microsoft.com/office/drawing/2014/chartex" xmlns:cx1="http://schemas.microsoft.com/office/drawing/2015/9/8/chartex" xmlns:cx2="http://schemas.microsoft.com/office/drawing/2015/10/21/chartex" xmlns:cx3="http://schemas.microsoft.com/office/drawing/2016/5/9/chartex" xmlns:cx4="http://schemas.microsoft.com/office/drawing/2016/5/10/chartex" xmlns:cx5="http://schemas.microsoft.com/office/drawing/2016/5/11/chartex" xmlns:cx6="http://schemas.microsoft.com/office/drawing/2016/5/12/chartex" xmlns:cx7="http://schemas.microsoft.com/office/drawing/2016/5/13/chartex" xmlns:cx8="http://schemas.microsoft.com/office/drawing/2016/5/14/chartex" xmlns:mc="http://schemas.openxmlformats.org/markup-compatibility/2006" xmlns:aink="http://schemas.microsoft.com/office/drawing/2016/ink" xmlns:am3d="http://schemas.microsoft.com/office/drawing/2017/model3d" xmlns:o="urn:schemas-microsoft-com:office:office" xmlns:oel="http://schemas.microsoft.com/office/2019/extlst" xmlns:r="http://schemas.openxmlformats.org/officeDocument/2006/relationships" xmlns:m="http://schemas.openxmlformats.org/officeDocument/2006/math" xmlns:v="urn:schemas-microsoft-com:vml" xmlns:wp14="http://schemas.microsoft.com/office/word/2010/wordprocessingDrawing" xmlns:wp="http://schemas.openxmlformats.org/drawingml/2006/wordprocessingDrawing" xmlns:w10="urn:schemas-microsoft-com:office:word" xmlns:w="http://schemas.openxmlformats.org/wordprocessingml/2006/main" xmlns:w14="http://schemas.microsoft.com/office/word/2010/wordml" xmlns:w15="http://schemas.microsoft.com/office/word/2012/wordml" xmlns:w16cex="http://schemas.microsoft.com/office/word/2018/wordml/cex" xmlns:w16cid="http://schemas.microsoft.com/office/word/2016/wordml/cid" xmlns:w16="http://schemas.microsoft.com/office/word/2018/wordml" xmlns:w16du="http://schemas.microsoft.com/office/word/2023/wordml/word16du" xmlns:w16sdtdh="http://schemas.microsoft.com/office/word/2020/wordml/sdtdatahash" xmlns:w16sdtfl="http://schemas.microsoft.com/office/word/2024/wordml/sdtformatlock" xmlns:w16se="http://schemas.microsoft.com/office/word/2015/wordml/symex" xmlns:wpg="http://schemas.microsoft.com/office/word/2010/wordprocessingGroup" xmlns:wpi="http://schemas.microsoft.com/office/word/2010/wordprocessingInk" xmlns:wne="http://schemas.microsoft.com/office/word/2006/wordml" xmlns:wps="http://schemas.microsoft.com/office/word/2010/wordprocessingShape" mc:Ignorable="w14 w15 w16se w16cid w16 w16cex w16sdtdh w16sdtfl w16du wp14">
+<w:numbering xmlns:wpc="http://schemas.microsoft.com/office/word/2010/wordprocessingCanvas" xmlns:cx="http://schemas.microsoft.com/office/drawing/2014/chartex" xmlns:cx1="http://schemas.microsoft.com/office/drawing/2015/9/8/chartex" xmlns:cx2="http://schemas.microsoft.com/office/drawing/2015/10/21/chartex" xmlns:cx3="http://schemas.microsoft.com/office/drawing/2016/5/9/chartex" xmlns:cx4="http://schemas.microsoft.com/office/drawing/2016/5/10/chartex" xmlns:cx5="http://schemas.microsoft.com/office/drawing/2016/5/11/chartex" xmlns:cx6="http://schemas.microsoft.com/office/drawing/2016/5/12/chartex" xmlns:cx7="http://schemas.microsoft.com/office/drawing/2016/5/13/chartex" xmlns:cx8="http://schemas.microsoft.com/office/drawing/2016/5/14/chartex" xmlns:mc="http://schemas.openxmlformats.org/markup-compatibility/2006" xmlns:m="http://schemas.openxmlformats.org/officeDocument/2006/math" xmlns:aink="http://schemas.microsoft.com/office/drawing/2016/ink" xmlns:am3d="http://schemas.microsoft.com/office/drawing/2017/model3d" xmlns:oel="http://schemas.microsoft.com/office/2019/extlst" xmlns:r="http://schemas.openxmlformats.org/officeDocument/2006/relationships" xmlns:wp14="http://schemas.microsoft.com/office/word/2010/wordprocessingDrawing" xmlns:wp="http://schemas.openxmlformats.org/drawingml/2006/wordprocessingDrawing" xmlns:wpg="http://schemas.microsoft.com/office/word/2010/wordprocessingGroup" xmlns:wpi="http://schemas.microsoft.com/office/word/2010/wordprocessingInk" xmlns:wps="http://schemas.microsoft.com/office/word/2010/wordprocessingShape" xmlns:o="urn:schemas-microsoft-com:office:office" xmlns:v="urn:schemas-microsoft-com:vml" xmlns:w10="urn:schemas-microsoft-com:office:word" xmlns:w="http://schemas.openxmlformats.org/wordprocessingml/2006/main" xmlns:w14="http://schemas.microsoft.com/office/word/2010/wordml" xmlns:w15="http://schemas.microsoft.com/office/word/2012/wordml" xmlns:w16cex="http://schemas.microsoft.com/office/word/2018/wordml/cex" xmlns:w16cid="http://schemas.microsoft.com/office/word/2016/wordml/cid" xmlns:w16="http://schemas.microsoft.com/office/word/2018/wordml" xmlns:w16sdtdh="http://schemas.microsoft.com/office/word/2020/wordml/sdtdatahash" xmlns:w16sdtfl="http://schemas.microsoft.com/office/word/2024/wordml/sdtformatlock" xmlns:w16se="http://schemas.microsoft.com/office/word/2015/wordml/symex" xmlns:w16du="http://schemas.microsoft.com/office/word/2023/wordml/word16du" xmlns:wne="http://schemas.microsoft.com/office/word/2006/wordml" mc:Ignorable="w14 w15 w16se w16cid w16 w16cex w16sdtdh w16sdtfl w16du wp14">
   <w:abstractNum w:abstractNumId="0" w15:restartNumberingAfterBreak="0">
     <w:nsid w:val="2A4E3351"/>
     <w:multiLevelType w:val="hybridMultilevel"/>
@@ -12435,7 +11691,7 @@
 </file>
 
 <file path=word/styles.xml><?xml version="1.0" encoding="utf-8"?>
-<w:styles xmlns:mc="http://schemas.openxmlformats.org/markup-compatibility/2006" xmlns:r="http://schemas.openxmlformats.org/officeDocument/2006/relationships" xmlns:w="http://schemas.openxmlformats.org/wordprocessingml/2006/main" xmlns:w14="http://schemas.microsoft.com/office/word/2010/wordml" xmlns:w15="http://schemas.microsoft.com/office/word/2012/wordml" xmlns:w16cex="http://schemas.microsoft.com/office/word/2018/wordml/cex" xmlns:w16cid="http://schemas.microsoft.com/office/word/2016/wordml/cid" xmlns:w16="http://schemas.microsoft.com/office/word/2018/wordml" xmlns:w16du="http://schemas.microsoft.com/office/word/2023/wordml/word16du" xmlns:w16sdtdh="http://schemas.microsoft.com/office/word/2020/wordml/sdtdatahash" xmlns:w16sdtfl="http://schemas.microsoft.com/office/word/2024/wordml/sdtformatlock" xmlns:w16se="http://schemas.microsoft.com/office/word/2015/wordml/symex" mc:Ignorable="w14 w15 w16se w16cid w16 w16cex w16sdtdh w16sdtfl w16du">
+<w:styles xmlns:mc="http://schemas.openxmlformats.org/markup-compatibility/2006" xmlns:r="http://schemas.openxmlformats.org/officeDocument/2006/relationships" xmlns:w="http://schemas.openxmlformats.org/wordprocessingml/2006/main" xmlns:w14="http://schemas.microsoft.com/office/word/2010/wordml" xmlns:w15="http://schemas.microsoft.com/office/word/2012/wordml" xmlns:w16cex="http://schemas.microsoft.com/office/word/2018/wordml/cex" xmlns:w16cid="http://schemas.microsoft.com/office/word/2016/wordml/cid" xmlns:w16="http://schemas.microsoft.com/office/word/2018/wordml" xmlns:w16sdtdh="http://schemas.microsoft.com/office/word/2020/wordml/sdtdatahash" xmlns:w16sdtfl="http://schemas.microsoft.com/office/word/2024/wordml/sdtformatlock" xmlns:w16se="http://schemas.microsoft.com/office/word/2015/wordml/symex" xmlns:w16du="http://schemas.microsoft.com/office/word/2023/wordml/word16du" mc:Ignorable="w14 w15 w16se w16cid w16 w16cex w16sdtdh w16sdtfl w16du">
   <w:docDefaults>
     <w:rPrDefault>
       <w:rPr>
@@ -13500,6 +12756,26 @@
 </file>
 
 <file path=customXml/item1.xml><?xml version="1.0" encoding="utf-8"?>
+<?mso-contentType ?>
+<FormTemplates xmlns="http://schemas.microsoft.com/sharepoint/v3/contenttype/forms">
+  <Display>DocumentLibraryForm</Display>
+  <Edit>DocumentLibraryForm</Edit>
+  <New>DocumentLibraryForm</New>
+</FormTemplates>
+</file>
+
+<file path=customXml/item2.xml><?xml version="1.0" encoding="utf-8"?>
+<p:properties xmlns:p="http://schemas.microsoft.com/office/2006/metadata/properties" xmlns:xsi="http://www.w3.org/2001/XMLSchema-instance" xmlns:pc="http://schemas.microsoft.com/office/infopath/2007/PartnerControls">
+  <documentManagement>
+    <TaxCatchAll xmlns="13c90a0b-73bc-4dc0-be5f-28d77b615beb" xsi:nil="true"/>
+    <lcf76f155ced4ddcb4097134ff3c332f xmlns="13c93bba-48ce-428c-bfe5-88b42c19b028">
+      <Terms xmlns="http://schemas.microsoft.com/office/infopath/2007/PartnerControls"/>
+    </lcf76f155ced4ddcb4097134ff3c332f>
+  </documentManagement>
+</p:properties>
+</file>
+
+<file path=customXml/item3.xml><?xml version="1.0" encoding="utf-8"?>
 <ct:contentTypeSchema xmlns:ct="http://schemas.microsoft.com/office/2006/metadata/contentType" xmlns:ma="http://schemas.microsoft.com/office/2006/metadata/properties/metaAttributes" ct:_="" ma:_="" ma:contentTypeName="Documento" ma:contentTypeID="0x0101006A81D6BD42E8DF4C91013959704817E1" ma:contentTypeVersion="15" ma:contentTypeDescription="Crear nuevo documento." ma:contentTypeScope="" ma:versionID="bf4f72ffd194f0963ff564daca6869f7">
   <xsd:schema xmlns:xsd="http://www.w3.org/2001/XMLSchema" xmlns:xs="http://www.w3.org/2001/XMLSchema" xmlns:p="http://schemas.microsoft.com/office/2006/metadata/properties" xmlns:ns2="13c90a0b-73bc-4dc0-be5f-28d77b615beb" xmlns:ns3="13c93bba-48ce-428c-bfe5-88b42c19b028" targetNamespace="http://schemas.microsoft.com/office/2006/metadata/properties" ma:root="true" ma:fieldsID="8718d6f4873a5b1392a45044efa78385" ns2:_="" ns3:_="">
     <xsd:import namespace="13c90a0b-73bc-4dc0-be5f-28d77b615beb"/>
@@ -13734,27 +13010,26 @@
 </ct:contentTypeSchema>
 </file>
 
-<file path=customXml/item2.xml><?xml version="1.0" encoding="utf-8"?>
-<p:properties xmlns:p="http://schemas.microsoft.com/office/2006/metadata/properties" xmlns:xsi="http://www.w3.org/2001/XMLSchema-instance" xmlns:pc="http://schemas.microsoft.com/office/infopath/2007/PartnerControls">
-  <documentManagement>
-    <TaxCatchAll xmlns="13c90a0b-73bc-4dc0-be5f-28d77b615beb" xsi:nil="true"/>
-    <lcf76f155ced4ddcb4097134ff3c332f xmlns="13c93bba-48ce-428c-bfe5-88b42c19b028">
-      <Terms xmlns="http://schemas.microsoft.com/office/infopath/2007/PartnerControls"/>
-    </lcf76f155ced4ddcb4097134ff3c332f>
-  </documentManagement>
-</p:properties>
+<file path=customXml/itemProps1.xml><?xml version="1.0" encoding="utf-8"?>
+<ds:datastoreItem xmlns:ds="http://schemas.openxmlformats.org/officeDocument/2006/customXml" ds:itemID="{D91356B1-0FB8-448B-A74D-2FF735E0C29A}">
+  <ds:schemaRefs>
+    <ds:schemaRef ds:uri="http://schemas.microsoft.com/sharepoint/v3/contenttype/forms"/>
+  </ds:schemaRefs>
+</ds:datastoreItem>
 </file>
 
-<file path=customXml/item3.xml><?xml version="1.0" encoding="utf-8"?>
-<?mso-contentType ?>
-<FormTemplates xmlns="http://schemas.microsoft.com/sharepoint/v3/contenttype/forms">
-  <Display>DocumentLibraryForm</Display>
-  <Edit>DocumentLibraryForm</Edit>
-  <New>DocumentLibraryForm</New>
-</FormTemplates>
+<file path=customXml/itemProps2.xml><?xml version="1.0" encoding="utf-8"?>
+<ds:datastoreItem xmlns:ds="http://schemas.openxmlformats.org/officeDocument/2006/customXml" ds:itemID="{29AB67F1-8FF3-4B7A-94A8-FAC388E5205B}">
+  <ds:schemaRefs>
+    <ds:schemaRef ds:uri="http://schemas.microsoft.com/office/2006/metadata/properties"/>
+    <ds:schemaRef ds:uri="http://schemas.microsoft.com/office/infopath/2007/PartnerControls"/>
+    <ds:schemaRef ds:uri="13c90a0b-73bc-4dc0-be5f-28d77b615beb"/>
+    <ds:schemaRef ds:uri="13c93bba-48ce-428c-bfe5-88b42c19b028"/>
+  </ds:schemaRefs>
+</ds:datastoreItem>
 </file>
 
-<file path=customXml/itemProps1.xml><?xml version="1.0" encoding="utf-8"?>
+<file path=customXml/itemProps3.xml><?xml version="1.0" encoding="utf-8"?>
 <ds:datastoreItem xmlns:ds="http://schemas.openxmlformats.org/officeDocument/2006/customXml" ds:itemID="{E1FC9529-6D47-4B18-9109-1DD6F5E4F414}">
   <ds:schemaRefs>
     <ds:schemaRef ds:uri="http://schemas.microsoft.com/office/2006/metadata/contentType"/>
@@ -13771,23 +13046,4 @@
     <ds:schemaRef ds:uri="http://schemas.microsoft.com/internal/obd"/>
   </ds:schemaRefs>
 </ds:datastoreItem>
-</file>
-
-<file path=customXml/itemProps2.xml><?xml version="1.0" encoding="utf-8"?>
-<ds:datastoreItem xmlns:ds="http://schemas.openxmlformats.org/officeDocument/2006/customXml" ds:itemID="{29AB67F1-8FF3-4B7A-94A8-FAC388E5205B}">
-  <ds:schemaRefs>
-    <ds:schemaRef ds:uri="http://schemas.microsoft.com/office/2006/metadata/properties"/>
-    <ds:schemaRef ds:uri="http://schemas.microsoft.com/office/infopath/2007/PartnerControls"/>
-    <ds:schemaRef ds:uri="13c90a0b-73bc-4dc0-be5f-28d77b615beb"/>
-    <ds:schemaRef ds:uri="13c93bba-48ce-428c-bfe5-88b42c19b028"/>
-  </ds:schemaRefs>
-</ds:datastoreItem>
-</file>
-
-<file path=customXml/itemProps3.xml><?xml version="1.0" encoding="utf-8"?>
-<ds:datastoreItem xmlns:ds="http://schemas.openxmlformats.org/officeDocument/2006/customXml" ds:itemID="{D91356B1-0FB8-448B-A74D-2FF735E0C29A}">
-  <ds:schemaRefs>
-    <ds:schemaRef ds:uri="http://schemas.microsoft.com/sharepoint/v3/contenttype/forms"/>
-  </ds:schemaRefs>
-</ds:datastoreItem>
 </file>